--- a/Docs/Observaciones-Lab6.docx
+++ b/Docs/Observaciones-Lab6.docx
@@ -55,14 +55,7 @@
           <w:noProof w:val="0"/>
           <w:lang w:val="es-CO"/>
         </w:rPr>
-        <w:t xml:space="preserve">Estudiante </w:t>
-      </w:r>
-      <w:r>
-        <w:rPr>
-          <w:noProof w:val="0"/>
-          <w:lang w:val="es-CO"/>
-        </w:rPr>
-        <w:t>1 Cod XXXX</w:t>
+        <w:t>1. Nicolás Fajardo Aguirre, 202413083, n.fajardoa@uniandes.edu.co</w:t>
       </w:r>
     </w:p>
     <w:p>
@@ -79,7 +72,7 @@
           <w:noProof w:val="0"/>
           <w:lang w:val="es-CO"/>
         </w:rPr>
-        <w:t>Estudiante 2 Cod XXXX</w:t>
+        <w:t>2. Christian Bravo, 202322012, ca.bravom@uniandes.edu.co</w:t>
       </w:r>
     </w:p>
     <w:p>
@@ -96,21 +89,7 @@
           <w:noProof w:val="0"/>
           <w:lang w:val="es-CO"/>
         </w:rPr>
-        <w:t xml:space="preserve">Estudiante </w:t>
-      </w:r>
-      <w:r>
-        <w:rPr>
-          <w:noProof w:val="0"/>
-          <w:lang w:val="es-CO"/>
-        </w:rPr>
-        <w:t>3</w:t>
-      </w:r>
-      <w:r>
-        <w:rPr>
-          <w:noProof w:val="0"/>
-          <w:lang w:val="es-CO"/>
-        </w:rPr>
-        <w:t xml:space="preserve"> Cod XXXX</w:t>
+        <w:t>3. Dennys Lozano, 202413859, da.lozanom1@uniandes.edu.co</w:t>
       </w:r>
     </w:p>
     <w:p>
@@ -224,6 +203,13 @@
                 <w:lang w:val="es-419"/>
               </w:rPr>
             </w:pPr>
+            <w:r>
+              <w:rPr>
+                <w:rFonts w:ascii="Dax-Regular" w:hAnsi="Dax-Regular"/>
+                <w:lang w:val="es-419"/>
+              </w:rPr>
+              <w:t>12th Gen Intel(R) Core(TM) i5-12500H</w:t>
+            </w:r>
           </w:p>
         </w:tc>
       </w:tr>
@@ -266,6 +252,13 @@
                 <w:lang w:val="es-419"/>
               </w:rPr>
             </w:pPr>
+            <w:r>
+              <w:rPr>
+                <w:rFonts w:ascii="Dax-Regular" w:hAnsi="Dax-Regular"/>
+                <w:lang w:val="es-419"/>
+              </w:rPr>
+              <w:t>16 gb</w:t>
+            </w:r>
           </w:p>
         </w:tc>
       </w:tr>
@@ -309,6 +302,13 @@
                 <w:lang w:val="es-419"/>
               </w:rPr>
             </w:pPr>
+            <w:r>
+              <w:rPr>
+                <w:rFonts w:ascii="Dax-Regular" w:hAnsi="Dax-Regular"/>
+                <w:lang w:val="es-419"/>
+              </w:rPr>
+              <w:t>Windows 11 64 bits</w:t>
+            </w:r>
           </w:p>
         </w:tc>
       </w:tr>

--- a/Docs/Observaciones-Lab6.docx
+++ b/Docs/Observaciones-Lab6.docx
@@ -208,7 +208,7 @@
                 <w:rFonts w:ascii="Dax-Regular" w:hAnsi="Dax-Regular"/>
                 <w:lang w:val="es-419"/>
               </w:rPr>
-              <w:t>12th Gen Intel(R) Core(TM) i5-12500H</w:t>
+              <w:t>12th Gen Intel(R) Core(TM) i5-1235U</w:t>
             </w:r>
           </w:p>
         </w:tc>
@@ -257,7 +257,7 @@
                 <w:rFonts w:ascii="Dax-Regular" w:hAnsi="Dax-Regular"/>
                 <w:lang w:val="es-419"/>
               </w:rPr>
-              <w:t>16 gb</w:t>
+              <w:t>12 GB</w:t>
             </w:r>
           </w:p>
         </w:tc>
@@ -307,7 +307,7 @@
                 <w:rFonts w:ascii="Dax-Regular" w:hAnsi="Dax-Regular"/>
                 <w:lang w:val="es-419"/>
               </w:rPr>
-              <w:t>Windows 11 64 bits</w:t>
+              <w:t>Windows 11 Home Single Language 64 bits</w:t>
             </w:r>
           </w:p>
         </w:tc>
@@ -652,6 +652,14 @@
                 <w:lang w:val="es-419"/>
               </w:rPr>
             </w:pPr>
+            <w:r>
+              <w:rPr>
+                <w:rFonts w:ascii="Calibri" w:eastAsia="Times New Roman" w:hAnsi="Calibri" w:cs="Calibri"/>
+                <w:color w:val="000000"/>
+                <w:lang w:val="es-419"/>
+              </w:rPr>
+              <w:t>467 473.71</w:t>
+            </w:r>
           </w:p>
         </w:tc>
         <w:tc>
@@ -677,6 +685,14 @@
                 <w:lang w:val="es-419"/>
               </w:rPr>
             </w:pPr>
+            <w:r>
+              <w:rPr>
+                <w:rFonts w:ascii="Calibri" w:eastAsia="Times New Roman" w:hAnsi="Calibri" w:cs="Calibri"/>
+                <w:color w:val="000000"/>
+                <w:lang w:val="es-419"/>
+              </w:rPr>
+              <w:t>5 220.95</w:t>
+            </w:r>
           </w:p>
         </w:tc>
       </w:tr>
@@ -737,6 +753,14 @@
                 <w:lang w:val="es-419"/>
               </w:rPr>
             </w:pPr>
+            <w:r>
+              <w:rPr>
+                <w:rFonts w:ascii="Calibri" w:eastAsia="Times New Roman" w:hAnsi="Calibri" w:cs="Calibri"/>
+                <w:color w:val="000000"/>
+                <w:lang w:val="es-419"/>
+              </w:rPr>
+              <w:t>379 216.05</w:t>
+            </w:r>
           </w:p>
         </w:tc>
         <w:tc>
@@ -761,6 +785,14 @@
                 <w:lang w:val="es-419"/>
               </w:rPr>
             </w:pPr>
+            <w:r>
+              <w:rPr>
+                <w:rFonts w:ascii="Calibri" w:eastAsia="Times New Roman" w:hAnsi="Calibri" w:cs="Calibri"/>
+                <w:color w:val="000000"/>
+                <w:lang w:val="es-419"/>
+              </w:rPr>
+              <w:t>4 574.15</w:t>
+            </w:r>
           </w:p>
         </w:tc>
       </w:tr>
@@ -821,6 +853,14 @@
                 <w:lang w:val="es-419"/>
               </w:rPr>
             </w:pPr>
+            <w:r>
+              <w:rPr>
+                <w:rFonts w:ascii="Calibri" w:eastAsia="Times New Roman" w:hAnsi="Calibri" w:cs="Calibri"/>
+                <w:color w:val="000000"/>
+                <w:lang w:val="es-419"/>
+              </w:rPr>
+              <w:t>372 786.26</w:t>
+            </w:r>
           </w:p>
         </w:tc>
         <w:tc>
@@ -845,6 +885,14 @@
                 <w:lang w:val="es-419"/>
               </w:rPr>
             </w:pPr>
+            <w:r>
+              <w:rPr>
+                <w:rFonts w:ascii="Calibri" w:eastAsia="Times New Roman" w:hAnsi="Calibri" w:cs="Calibri"/>
+                <w:color w:val="000000"/>
+                <w:lang w:val="es-419"/>
+              </w:rPr>
+              <w:t>4 553.14</w:t>
+            </w:r>
           </w:p>
         </w:tc>
       </w:tr>
@@ -905,6 +953,14 @@
                 <w:lang w:val="es-419"/>
               </w:rPr>
             </w:pPr>
+            <w:r>
+              <w:rPr>
+                <w:rFonts w:ascii="Calibri" w:eastAsia="Times New Roman" w:hAnsi="Calibri" w:cs="Calibri"/>
+                <w:color w:val="000000"/>
+                <w:lang w:val="es-419"/>
+              </w:rPr>
+              <w:t>368 142.48</w:t>
+            </w:r>
           </w:p>
         </w:tc>
         <w:tc>
@@ -929,6 +985,14 @@
                 <w:lang w:val="es-419"/>
               </w:rPr>
             </w:pPr>
+            <w:r>
+              <w:rPr>
+                <w:rFonts w:ascii="Calibri" w:eastAsia="Times New Roman" w:hAnsi="Calibri" w:cs="Calibri"/>
+                <w:color w:val="000000"/>
+                <w:lang w:val="es-419"/>
+              </w:rPr>
+              <w:t>4 987.85</w:t>
+            </w:r>
           </w:p>
         </w:tc>
       </w:tr>
@@ -1277,6 +1341,14 @@
                 <w:lang w:val="es-419"/>
               </w:rPr>
             </w:pPr>
+            <w:r>
+              <w:rPr>
+                <w:rFonts w:ascii="Calibri" w:eastAsia="Times New Roman" w:hAnsi="Calibri" w:cs="Calibri"/>
+                <w:color w:val="000000"/>
+                <w:lang w:val="es-419"/>
+              </w:rPr>
+              <w:t>397 909.79</w:t>
+            </w:r>
           </w:p>
         </w:tc>
         <w:tc>
@@ -1301,6 +1373,14 @@
                 <w:lang w:val="es-419"/>
               </w:rPr>
             </w:pPr>
+            <w:r>
+              <w:rPr>
+                <w:rFonts w:ascii="Calibri" w:eastAsia="Times New Roman" w:hAnsi="Calibri" w:cs="Calibri"/>
+                <w:color w:val="000000"/>
+                <w:lang w:val="es-419"/>
+              </w:rPr>
+              <w:t>4 110.82</w:t>
+            </w:r>
           </w:p>
         </w:tc>
       </w:tr>
@@ -1361,6 +1441,14 @@
                 <w:lang w:val="es-419"/>
               </w:rPr>
             </w:pPr>
+            <w:r>
+              <w:rPr>
+                <w:rFonts w:ascii="Calibri" w:eastAsia="Times New Roman" w:hAnsi="Calibri" w:cs="Calibri"/>
+                <w:color w:val="000000"/>
+                <w:lang w:val="es-419"/>
+              </w:rPr>
+              <w:t>393 473.35</w:t>
+            </w:r>
           </w:p>
         </w:tc>
         <w:tc>
@@ -1384,6 +1472,14 @@
                 <w:lang w:val="es-419"/>
               </w:rPr>
             </w:pPr>
+            <w:r>
+              <w:rPr>
+                <w:rFonts w:ascii="Calibri" w:eastAsia="Times New Roman" w:hAnsi="Calibri" w:cs="Calibri"/>
+                <w:color w:val="000000"/>
+                <w:lang w:val="es-419"/>
+              </w:rPr>
+              <w:t>4 221.24</w:t>
+            </w:r>
           </w:p>
         </w:tc>
       </w:tr>
@@ -1446,6 +1542,14 @@
                 <w:lang w:val="es-419"/>
               </w:rPr>
             </w:pPr>
+            <w:r>
+              <w:rPr>
+                <w:rFonts w:ascii="Calibri" w:eastAsia="Times New Roman" w:hAnsi="Calibri" w:cs="Calibri"/>
+                <w:color w:val="000000"/>
+                <w:lang w:val="es-419"/>
+              </w:rPr>
+              <w:t>392 405.39</w:t>
+            </w:r>
           </w:p>
         </w:tc>
         <w:tc>
@@ -1471,6 +1575,15 @@
                 <w:lang w:val="es-419"/>
               </w:rPr>
             </w:pPr>
+            <w:r>
+              <w:rPr>
+                <w:rFonts w:ascii="Times New Roman" w:eastAsia="Times New Roman" w:hAnsi="Times New Roman" w:cs="Times New Roman"/>
+                <w:sz w:val="20"/>
+                <w:szCs w:val="20"/>
+                <w:lang w:val="es-419"/>
+              </w:rPr>
+              <w:t>4 306.62</w:t>
+            </w:r>
           </w:p>
         </w:tc>
       </w:tr>
@@ -1531,6 +1644,14 @@
                 <w:lang w:val="es-419"/>
               </w:rPr>
             </w:pPr>
+            <w:r>
+              <w:rPr>
+                <w:rFonts w:ascii="Calibri" w:eastAsia="Times New Roman" w:hAnsi="Calibri" w:cs="Calibri"/>
+                <w:color w:val="000000"/>
+                <w:lang w:val="es-419"/>
+              </w:rPr>
+              <w:t>392 380.81</w:t>
+            </w:r>
           </w:p>
         </w:tc>
         <w:tc>
@@ -1554,6 +1675,14 @@
                 <w:lang w:val="es-419"/>
               </w:rPr>
             </w:pPr>
+            <w:r>
+              <w:rPr>
+                <w:rFonts w:ascii="Calibri" w:eastAsia="Times New Roman" w:hAnsi="Calibri" w:cs="Calibri"/>
+                <w:color w:val="000000"/>
+                <w:lang w:val="es-419"/>
+              </w:rPr>
+              <w:t>4 398.80</w:t>
+            </w:r>
           </w:p>
         </w:tc>
       </w:tr>
@@ -1786,6 +1915,45 @@
     </w:p>
     <w:p>
       <w:pPr>
+        <w:spacing w:before="120" w:after="240"/>
+        <w:jc w:val="center"/>
+      </w:pPr>
+      <w:r>
+        <w:drawing>
+          <wp:inline distT="0" distB="0" distL="0" distR="0">
+            <wp:extent cx="5349240" cy="3127248"/>
+            <wp:docPr id="901" name="Grafica 1"/>
+            <a:graphic xmlns:a="http://schemas.openxmlformats.org/drawingml/2006/main">
+              <a:graphicData uri="http://schemas.openxmlformats.org/drawingml/2006/picture">
+                <pic:pic xmlns:pic="http://schemas.openxmlformats.org/drawingml/2006/picture">
+                  <pic:nvPicPr>
+                    <pic:cNvPr id="901" name="Grafica 1"/>
+                    <pic:cNvPicPr/>
+                  </pic:nvPicPr>
+                  <pic:blipFill>
+                    <a:blip r:embed="rId12"/>
+                    <a:stretch>
+                      <a:fillRect/>
+                    </a:stretch>
+                  </pic:blipFill>
+                  <pic:spPr>
+                    <a:xfrm>
+                      <a:off x="0" y="0"/>
+                      <a:ext cx="5349240" cy="3127248"/>
+                    </a:xfrm>
+                    <a:prstGeom prst="rect">
+                      <a:avLst/>
+                    </a:prstGeom>
+                  </pic:spPr>
+                </pic:pic>
+              </a:graphicData>
+            </a:graphic>
+          </wp:inline>
+        </w:drawing>
+      </w:r>
+    </w:p>
+    <w:p>
+      <w:pPr>
         <w:pStyle w:val="Prrafodelista"/>
         <w:numPr>
           <w:ilvl w:val="0"/>
@@ -1850,6 +2018,45 @@
     </w:p>
     <w:p>
       <w:pPr>
+        <w:spacing w:before="120" w:after="240"/>
+        <w:jc w:val="center"/>
+      </w:pPr>
+      <w:r>
+        <w:drawing>
+          <wp:inline distT="0" distB="0" distL="0" distR="0">
+            <wp:extent cx="5349240" cy="3127248"/>
+            <wp:docPr id="902" name="Grafica 2"/>
+            <a:graphic xmlns:a="http://schemas.openxmlformats.org/drawingml/2006/main">
+              <a:graphicData uri="http://schemas.openxmlformats.org/drawingml/2006/picture">
+                <pic:pic xmlns:pic="http://schemas.openxmlformats.org/drawingml/2006/picture">
+                  <pic:nvPicPr>
+                    <pic:cNvPr id="902" name="Grafica 2"/>
+                    <pic:cNvPicPr/>
+                  </pic:nvPicPr>
+                  <pic:blipFill>
+                    <a:blip r:embed="rId13"/>
+                    <a:stretch>
+                      <a:fillRect/>
+                    </a:stretch>
+                  </pic:blipFill>
+                  <pic:spPr>
+                    <a:xfrm>
+                      <a:off x="0" y="0"/>
+                      <a:ext cx="5349240" cy="3127248"/>
+                    </a:xfrm>
+                    <a:prstGeom prst="rect">
+                      <a:avLst/>
+                    </a:prstGeom>
+                  </pic:spPr>
+                </pic:pic>
+              </a:graphicData>
+            </a:graphic>
+          </wp:inline>
+        </w:drawing>
+      </w:r>
+    </w:p>
+    <w:p>
+      <w:pPr>
         <w:pStyle w:val="Prrafodelista"/>
         <w:spacing w:after="0"/>
         <w:jc w:val="both"/>
@@ -1991,73 +2198,28 @@
     <w:p>
       <w:pPr>
         <w:pStyle w:val="Prrafodelista"/>
-        <w:numPr>
-          <w:ilvl w:val="0"/>
-          <w:numId w:val="13"/>
-        </w:numPr>
+        <w:spacing w:before="120" w:after="240"/>
+        <w:contextualSpacing w:val="0"/>
+        <w:ind w:left="360"/>
         <w:jc w:val="both"/>
         <w:rPr>
           <w:lang w:val="es-419"/>
         </w:rPr>
       </w:pPr>
-      <w:r>
-        <w:rPr>
-          <w:lang w:val="es-419"/>
-        </w:rPr>
-        <w:t xml:space="preserve">¿Por qué son importantes las funciones </w:t>
-      </w:r>
       <w:r>
         <w:rPr>
           <w:b/>
           <w:bCs/>
           <w:lang w:val="es-419"/>
         </w:rPr>
-        <w:t>start()</w:t>
-      </w:r>
-      <w:r>
-        <w:rPr>
-          <w:lang w:val="es-419"/>
-        </w:rPr>
-        <w:t xml:space="preserve"> y </w:t>
-      </w:r>
-      <w:r>
-        <w:rPr>
-          <w:b/>
-          <w:bCs/>
-          <w:lang w:val="es-419"/>
-        </w:rPr>
-        <w:t>stop()</w:t>
-      </w:r>
-      <w:r>
-        <w:rPr>
-          <w:lang w:val="es-419"/>
-        </w:rPr>
-        <w:t xml:space="preserve"> de la librería </w:t>
-      </w:r>
-      <w:r>
-        <w:rPr>
-          <w:b/>
-          <w:bCs/>
-          <w:lang w:val="es-419"/>
-        </w:rPr>
-        <w:t>tracemalloc</w:t>
-      </w:r>
-      <w:r>
-        <w:rPr>
-          <w:lang w:val="es-419"/>
-        </w:rPr>
-        <w:t>?</w:t>
-      </w:r>
-    </w:p>
-    <w:p>
-      <w:pPr>
-        <w:pStyle w:val="Prrafodelista"/>
-        <w:ind w:left="360"/>
-        <w:jc w:val="both"/>
-        <w:rPr>
-          <w:lang w:val="es-419"/>
-        </w:rPr>
-      </w:pPr>
+        <w:t xml:space="preserve">RTA: </w:t>
+      </w:r>
+      <w:r>
+        <w:rPr>
+          <w:lang w:val="es-419"/>
+        </w:rPr>
+        <w:t>Porque time.perf_counter() mide el tiempo real transcurrido (reloj de pared) con la mayor resolución disponible en el sistema, incluyendo los momentos en que el proceso está esperando, por ejemplo durante la lectura de los archivos CSV. time.process_time(), en cambio, solo cuenta el tiempo de CPU consumido por el proceso y excluye las esperas de entrada/salida y el tiempo suspendido, así que subestimaría lo que realmente tarda la carga del catálogo. Como la columna pedida es el Tiempo de Ejecución Real, la función adecuada es perf_counter().</w:t>
+      </w:r>
     </w:p>
     <w:p>
       <w:pPr>
@@ -2075,7 +2237,7 @@
         <w:rPr>
           <w:lang w:val="es-419"/>
         </w:rPr>
-        <w:t xml:space="preserve">¿Por qué no se puede medir paralelamente el </w:t>
+        <w:t xml:space="preserve">¿Por qué son importantes las funciones </w:t>
       </w:r>
       <w:r>
         <w:rPr>
@@ -2083,13 +2245,13 @@
           <w:bCs/>
           <w:lang w:val="es-419"/>
         </w:rPr>
-        <w:t xml:space="preserve">uso de memoria </w:t>
-      </w:r>
-      <w:r>
-        <w:rPr>
-          <w:lang w:val="es-419"/>
-        </w:rPr>
-        <w:t xml:space="preserve">y el </w:t>
+        <w:t>start()</w:t>
+      </w:r>
+      <w:r>
+        <w:rPr>
+          <w:lang w:val="es-419"/>
+        </w:rPr>
+        <w:t xml:space="preserve"> y </w:t>
       </w:r>
       <w:r>
         <w:rPr>
@@ -2097,13 +2259,53 @@
           <w:bCs/>
           <w:lang w:val="es-419"/>
         </w:rPr>
-        <w:t xml:space="preserve">tiempo de ejecución </w:t>
-      </w:r>
-      <w:r>
-        <w:rPr>
-          <w:lang w:val="es-419"/>
-        </w:rPr>
-        <w:t>de las operaciones?</w:t>
+        <w:t>stop()</w:t>
+      </w:r>
+      <w:r>
+        <w:rPr>
+          <w:lang w:val="es-419"/>
+        </w:rPr>
+        <w:t xml:space="preserve"> de la librería </w:t>
+      </w:r>
+      <w:r>
+        <w:rPr>
+          <w:b/>
+          <w:bCs/>
+          <w:lang w:val="es-419"/>
+        </w:rPr>
+        <w:t>tracemalloc</w:t>
+      </w:r>
+      <w:r>
+        <w:rPr>
+          <w:lang w:val="es-419"/>
+        </w:rPr>
+        <w:t>?</w:t>
+      </w:r>
+    </w:p>
+    <w:p>
+      <w:pPr>
+        <w:pStyle w:val="Prrafodelista"/>
+        <w:spacing w:before="120" w:after="240"/>
+        <w:contextualSpacing w:val="0"/>
+        <w:ind w:left="360"/>
+        <w:jc w:val="both"/>
+        <w:rPr>
+          <w:lang w:val="es-419"/>
+        </w:rPr>
+      </w:pPr>
+      <w:r>
+        <w:rPr>
+          <w:b/>
+          <w:bCs/>
+          <w:lang w:val="es-419"/>
+        </w:rPr>
+        <w:t xml:space="preserve">RTA: </w:t>
+      </w:r>
+      <w:r>
+        <w:rPr>
+          <w:lang w:val="es-419"/>
+        </w:rPr>
+        <w:t>tracemalloc.start() activa el rastreo de las asignaciones de memoria de Python: sin llamarla, las muestras tomadas con take_snapshot() no contienen información y no se puede calcular la diferencia. tracemalloc.stop() detiene el rastreo y libera la memoria que la propia librería usa para guardar las trazas. Juntas delimitan exactamente la región de código que se quiere medir y evitan que el costo adicional del rastreo afecte al resto del programa.</w:t>
       </w:r>
     </w:p>
     <w:p>
@@ -2132,12 +2334,68 @@
         <w:rPr>
           <w:lang w:val="es-419"/>
         </w:rPr>
-        <w:t>Dado el número de elementos de los archivos (large), ¿Cuál sería el factor de carga para estos índices según su mecanismo de colisión?</w:t>
+        <w:t xml:space="preserve">¿Por qué no se puede medir paralelamente el </w:t>
+      </w:r>
+      <w:r>
+        <w:rPr>
+          <w:b/>
+          <w:bCs/>
+          <w:lang w:val="es-419"/>
+        </w:rPr>
+        <w:t xml:space="preserve">uso de memoria </w:t>
+      </w:r>
+      <w:r>
+        <w:rPr>
+          <w:lang w:val="es-419"/>
+        </w:rPr>
+        <w:t xml:space="preserve">y el </w:t>
+      </w:r>
+      <w:r>
+        <w:rPr>
+          <w:b/>
+          <w:bCs/>
+          <w:lang w:val="es-419"/>
+        </w:rPr>
+        <w:t xml:space="preserve">tiempo de ejecución </w:t>
+      </w:r>
+      <w:r>
+        <w:rPr>
+          <w:lang w:val="es-419"/>
+        </w:rPr>
+        <w:t>de las operaciones?</w:t>
       </w:r>
     </w:p>
     <w:p>
       <w:pPr>
         <w:pStyle w:val="Prrafodelista"/>
+        <w:spacing w:before="120" w:after="240"/>
+        <w:contextualSpacing w:val="0"/>
+        <w:ind w:left="360"/>
+        <w:jc w:val="both"/>
+        <w:rPr>
+          <w:lang w:val="es-419"/>
+        </w:rPr>
+      </w:pPr>
+      <w:r>
+        <w:rPr>
+          <w:b/>
+          <w:bCs/>
+          <w:lang w:val="es-419"/>
+        </w:rPr>
+        <w:t xml:space="preserve">RTA: </w:t>
+      </w:r>
+      <w:r>
+        <w:rPr>
+          <w:lang w:val="es-419"/>
+        </w:rPr>
+        <w:t>Porque tracemalloc intercepta cada asignación de memoria y guarda su traza, lo que hace mucho más lenta la ejecución; además, tomar las muestras (snapshots) también consume tiempo. En nuestras pruebas, la misma carga tardó entre 12 586 y 16 071 ms con tracemalloc activo, frente a 4 111–5 221 ms sin él (aproximadamente 3 veces más). Por eso el tiempo medido junto con la memoria no representa el tiempo real, y las dos mediciones se tomaron en ejecuciones separadas: el tiempo con el rastreo apagado y la memoria en otra corrida.</w:t>
+      </w:r>
+    </w:p>
+    <w:p>
+      <w:pPr>
+        <w:pStyle w:val="Prrafodelista"/>
+        <w:ind w:left="360"/>
+        <w:jc w:val="both"/>
         <w:rPr>
           <w:lang w:val="es-419"/>
         </w:rPr>
@@ -2159,7 +2417,33 @@
         <w:rPr>
           <w:lang w:val="es-419"/>
         </w:rPr>
-        <w:t>¿Qué cambios percibe en el tiempo de ejecución al modificar el factor de carga máximo?</w:t>
+        <w:t>Dado el número de elementos de los archivos (large), ¿Cuál sería el factor de carga para estos índices según su mecanismo de colisión?</w:t>
+      </w:r>
+    </w:p>
+    <w:p>
+      <w:pPr>
+        <w:pStyle w:val="Prrafodelista"/>
+        <w:spacing w:before="120" w:after="240"/>
+        <w:contextualSpacing w:val="0"/>
+        <w:ind w:left="360"/>
+        <w:jc w:val="both"/>
+        <w:rPr>
+          <w:lang w:val="es-419"/>
+        </w:rPr>
+      </w:pPr>
+      <w:r>
+        <w:rPr>
+          <w:b/>
+          <w:bCs/>
+          <w:lang w:val="es-419"/>
+        </w:rPr>
+        <w:t xml:space="preserve">RTA: </w:t>
+      </w:r>
+      <w:r>
+        <w:rPr>
+          <w:lang w:val="es-419"/>
+        </w:rPr>
+        <w:t>El factor de carga real es α = N/M (elementos sobre capacidad de la tabla). Los archivos large tienen 10 000 libros, 5 841 autores y 34 252 tags, y los índices se crearon con capacidad inicial para 10 000, 6 000 y 34 500 elementos, de modo que ninguno necesitó rehash y el factor real queda apenas por debajo del máximo configurado. Por ejemplo, para el índice de tags: con Linear Probing 0.099, 0.496, 0.695 y 0.893 (máximos 0.1, 0.5, 0.7 y 0.9); con Separate Chaining 1.98, 3.97, 5.93 y 7.92 (máximos 2, 4, 6 y 8). En Linear Probing el factor siempre debe ser menor que 1, porque cada posición guarda una sola pareja, y un valor cercano a 0.5 es el recomendado; en Separate Chaining puede ser mayor que 1, porque cada posición guarda una lista, y un valor cercano a 4 es razonable.</w:t>
       </w:r>
     </w:p>
     <w:p>
@@ -2186,7 +2470,33 @@
         <w:rPr>
           <w:lang w:val="es-419"/>
         </w:rPr>
-        <w:t>¿Qué cambios percibe en el consumo de memoria al modificar el factor de carga máximo?</w:t>
+        <w:t>¿Qué cambios percibe en el tiempo de ejecución al modificar el factor de carga máximo?</w:t>
+      </w:r>
+    </w:p>
+    <w:p>
+      <w:pPr>
+        <w:pStyle w:val="Prrafodelista"/>
+        <w:spacing w:before="120" w:after="240"/>
+        <w:contextualSpacing w:val="0"/>
+        <w:ind w:left="360"/>
+        <w:jc w:val="both"/>
+        <w:rPr>
+          <w:lang w:val="es-419"/>
+        </w:rPr>
+      </w:pPr>
+      <w:r>
+        <w:rPr>
+          <w:b/>
+          <w:bCs/>
+          <w:lang w:val="es-419"/>
+        </w:rPr>
+        <w:t xml:space="preserve">RTA: </w:t>
+      </w:r>
+      <w:r>
+        <w:rPr>
+          <w:lang w:val="es-419"/>
+        </w:rPr>
+        <w:t>Los cambios son pequeños (menos del 15 % entre el mejor y el peor caso de cada esquema), porque la carga está dominada por la lectura de los archivos y por cerca de un millón de inserciones de book_tags. En Linear Probing el tiempo tiene forma de U: 5 221 ms con 0.1, 4 574 ms con 0.5, 4 553 ms con 0.7 y 4 988 ms con 0.9. Con 0.1 se pierde tiempo creando tablas muy grandes y casi vacías, y con 0.9 aparecen agrupamientos (clusters): el promedio de posiciones revisadas por llave sube de 1.5 (0.5) a 5.2 (0.9), con secuencias de hasta 531 posiciones. En Separate Chaining el tiempo crece de forma suave y sostenida con el factor: 4 111, 4 221, 4 307 y 4 399 ms para 2, 4, 6 y 8, porque las listas de cada posición son más largas (en promedio 2.0, 3.0, 3.9 y 5.0 nodos revisados por llave). Las diferencias entre factores vecinos son del mismo orden que la variación entre repeticiones (desviación de 90 a 330 ms), así que solo la tendencia general es concluyente.</w:t>
       </w:r>
     </w:p>
     <w:p>
@@ -2213,19 +2523,33 @@
         <w:rPr>
           <w:lang w:val="es-419"/>
         </w:rPr>
-        <w:t>¿Qué cambios percibe en el tiempo de ejecución al modificar el esquema de colisiones?</w:t>
-      </w:r>
-      <w:r>
-        <w:rPr>
-          <w:lang w:val="es-419"/>
-        </w:rPr>
-        <w:t xml:space="preserve"> S</w:t>
-      </w:r>
-      <w:r>
-        <w:rPr>
-          <w:lang w:val="es-419"/>
-        </w:rPr>
-        <w:t>i los percibe, describa las diferencias y argumente su respuesta.</w:t>
+        <w:t>¿Qué cambios percibe en el consumo de memoria al modificar el factor de carga máximo?</w:t>
+      </w:r>
+    </w:p>
+    <w:p>
+      <w:pPr>
+        <w:pStyle w:val="Prrafodelista"/>
+        <w:spacing w:before="120" w:after="240"/>
+        <w:contextualSpacing w:val="0"/>
+        <w:ind w:left="360"/>
+        <w:jc w:val="both"/>
+        <w:rPr>
+          <w:lang w:val="es-419"/>
+        </w:rPr>
+      </w:pPr>
+      <w:r>
+        <w:rPr>
+          <w:b/>
+          <w:bCs/>
+          <w:lang w:val="es-419"/>
+        </w:rPr>
+        <w:t xml:space="preserve">RTA: </w:t>
+      </w:r>
+      <w:r>
+        <w:rPr>
+          <w:lang w:val="es-419"/>
+        </w:rPr>
+        <w:t>En Linear Probing la memoria disminuye al aumentar el factor de carga: 467 474 kB (457 MB) con 0.1, 379 216 kB con 0.5, 372 786 kB con 0.7 y 368 142 kB (360 MB) con 0.9, una reducción del 21 %. La capacidad de la tabla es N/α, así que un factor bajo reserva muchas posiciones vacías; el salto más grande está entre 0.1 y 0.5, y de ahí en adelante el ahorro es marginal. En Separate Chaining la memoria casi no cambia: de 397 910 kB con 2 a 392 381 kB con 8 (1.4 % menos), porque cada pareja ocupa su propio nodo sin importar el factor y lo único que varía es el número de listas vacías, que es pequeño. En ambos casos la mayor parte de la memoria corresponde a los datos cargados (libros y asociaciones book_tags), no a las tablas.</w:t>
       </w:r>
     </w:p>
     <w:p>
@@ -2252,6 +2576,71 @@
         <w:rPr>
           <w:lang w:val="es-419"/>
         </w:rPr>
+        <w:t>¿Qué cambios percibe en el tiempo de ejecución al modificar el esquema de colisiones?</w:t>
+      </w:r>
+      <w:r>
+        <w:rPr>
+          <w:lang w:val="es-419"/>
+        </w:rPr>
+        <w:t xml:space="preserve"> S</w:t>
+      </w:r>
+      <w:r>
+        <w:rPr>
+          <w:lang w:val="es-419"/>
+        </w:rPr>
+        <w:t>i los percibe, describa las diferencias y argumente su respuesta.</w:t>
+      </w:r>
+    </w:p>
+    <w:p>
+      <w:pPr>
+        <w:pStyle w:val="Prrafodelista"/>
+        <w:spacing w:before="120" w:after="240"/>
+        <w:contextualSpacing w:val="0"/>
+        <w:ind w:left="360"/>
+        <w:jc w:val="both"/>
+        <w:rPr>
+          <w:lang w:val="es-419"/>
+        </w:rPr>
+      </w:pPr>
+      <w:r>
+        <w:rPr>
+          <w:b/>
+          <w:bCs/>
+          <w:lang w:val="es-419"/>
+        </w:rPr>
+        <w:t xml:space="preserve">RTA: </w:t>
+      </w:r>
+      <w:r>
+        <w:rPr>
+          <w:lang w:val="es-419"/>
+        </w:rPr>
+        <w:t>Sí se perciben. Separate Chaining fue más rápido que Linear Probing en todas las configuraciones: entre 4 111 y 4 399 ms frente a 4 553–5 221 ms, en promedio un 12 % menos. Comparando los factores recomendados, Separate Chaining con 4 tardó 4 221 ms y Linear Probing con 0.5 tardó 4 574 ms. La razón es que en Separate Chaining una colisión solo afecta a las llaves de la misma posición y sus tablas son mucho más pequeñas, por lo que se crean más rápido; en Linear Probing las colisiones se propagan a las posiciones vecinas y forman clusters, y además hay que crear tablas con muchas más posiciones. Separate Chaining también es más estable: su tiempo varía un 7 % entre factores, contra un 15 % en Linear Probing.</w:t>
+      </w:r>
+    </w:p>
+    <w:p>
+      <w:pPr>
+        <w:pStyle w:val="Prrafodelista"/>
+        <w:rPr>
+          <w:lang w:val="es-419"/>
+        </w:rPr>
+      </w:pPr>
+    </w:p>
+    <w:p>
+      <w:pPr>
+        <w:pStyle w:val="Prrafodelista"/>
+        <w:numPr>
+          <w:ilvl w:val="0"/>
+          <w:numId w:val="13"/>
+        </w:numPr>
+        <w:jc w:val="both"/>
+        <w:rPr>
+          <w:lang w:val="es-419"/>
+        </w:rPr>
+      </w:pPr>
+      <w:r>
+        <w:rPr>
+          <w:lang w:val="es-419"/>
+        </w:rPr>
         <w:t>¿Qué cambios percibe en el consumo de memoria al modificar el esquema de colisiones?</w:t>
       </w:r>
       <w:r>
@@ -2265,6 +2654,32 @@
           <w:lang w:val="es-419"/>
         </w:rPr>
         <w:t>i los percibe, describa las diferencias y argumente su respuesta.</w:t>
+      </w:r>
+    </w:p>
+    <w:p>
+      <w:pPr>
+        <w:pStyle w:val="Prrafodelista"/>
+        <w:spacing w:before="120" w:after="240"/>
+        <w:contextualSpacing w:val="0"/>
+        <w:ind w:left="360"/>
+        <w:jc w:val="both"/>
+        <w:rPr>
+          <w:lang w:val="es-419"/>
+        </w:rPr>
+      </w:pPr>
+      <w:r>
+        <w:rPr>
+          <w:b/>
+          <w:bCs/>
+          <w:lang w:val="es-419"/>
+        </w:rPr>
+        <w:t xml:space="preserve">RTA: </w:t>
+      </w:r>
+      <w:r>
+        <w:rPr>
+          <w:lang w:val="es-419"/>
+        </w:rPr>
+        <w:t>Sí se perciben. Con los factores habituales Separate Chaining consume más memoria: 393 473 kB con factor 4 frente a 379 216 kB de Linear Probing con 0.5 (3.8 % más), y se mantiene por encima de Linear Probing con 0.7 y 0.9. Esto se debe a que en Separate Chaining cada pareja necesita, además de la entrada llave-valor, un nodo de lista encadenada con su referencia al siguiente, y cada posición de la tabla guarda una lista aunque esté vacía. Linear Probing guarda las entradas directamente en el arreglo. La excepción es Linear Probing con 0.1, que fue la configuración que más memoria usó (467 474 kB), porque reserva diez posiciones por cada elemento. En resumen, la memoria de Linear Probing depende mucho del factor de carga y la de Separate Chaining casi nada.</w:t>
       </w:r>
     </w:p>
     <w:p>

--- a/Docs/Observaciones-Lab6.docx
+++ b/Docs/Observaciones-Lab6.docx
@@ -111,7 +111,8 @@
       </w:tblPr>
       <w:tblGrid>
         <w:gridCol w:w="2425"/>
-        <w:gridCol w:w="5797"/>
+        <w:gridCol w:w="2898"/>
+        <w:gridCol w:w="2899"/>
       </w:tblGrid>
       <w:tr>
         <w:trPr>
@@ -139,7 +140,7 @@
         </w:tc>
         <w:tc>
           <w:tcPr>
-            <w:tcW w:w="3525" w:type="pct"/>
+            <w:tcW w:w="1763" w:type="pct"/>
             <w:tcBorders>
               <w:top w:val="single" w:sz="4" w:space="0" w:color="auto"/>
             </w:tcBorders>
@@ -159,6 +160,31 @@
                 <w:lang w:val="es-419"/>
               </w:rPr>
               <w:t>Máquina 1</w:t>
+            </w:r>
+          </w:p>
+        </w:tc>
+        <w:tc>
+          <w:tcPr>
+            <w:tcW w:w="1763" w:type="pct"/>
+            <w:tcBorders>
+              <w:top w:val="single" w:sz="4" w:space="0" w:color="auto"/>
+            </w:tcBorders>
+          </w:tcPr>
+          <w:p>
+            <w:pPr>
+              <w:jc w:val="center"/>
+              <w:cnfStyle w:val="100000000000" w:firstRow="1" w:lastRow="0" w:firstColumn="0" w:lastColumn="0" w:oddVBand="0" w:evenVBand="0" w:oddHBand="0" w:evenHBand="0" w:firstRowFirstColumn="0" w:firstRowLastColumn="0" w:lastRowFirstColumn="0" w:lastRowLastColumn="0"/>
+              <w:rPr>
+                <w:rFonts w:ascii="Dax-Regular" w:hAnsi="Dax-Regular"/>
+                <w:lang w:val="es-419"/>
+              </w:rPr>
+            </w:pPr>
+            <w:r>
+              <w:rPr>
+                <w:rFonts w:ascii="Dax-Regular" w:hAnsi="Dax-Regular"/>
+                <w:lang w:val="es-419"/>
+              </w:rPr>
+              <w:t>Máquina 2</w:t>
             </w:r>
           </w:p>
         </w:tc>
@@ -192,7 +218,7 @@
         </w:tc>
         <w:tc>
           <w:tcPr>
-            <w:tcW w:w="3525" w:type="pct"/>
+            <w:tcW w:w="1763" w:type="pct"/>
           </w:tcPr>
           <w:p>
             <w:pPr>
@@ -209,6 +235,28 @@
                 <w:lang w:val="es-419"/>
               </w:rPr>
               <w:t>12th Gen Intel(R) Core(TM) i5-1235U</w:t>
+            </w:r>
+          </w:p>
+        </w:tc>
+        <w:tc>
+          <w:tcPr>
+            <w:tcW w:w="1763" w:type="pct"/>
+          </w:tcPr>
+          <w:p>
+            <w:pPr>
+              <w:jc w:val="both"/>
+              <w:cnfStyle w:val="000000100000" w:firstRow="0" w:lastRow="0" w:firstColumn="0" w:lastColumn="0" w:oddVBand="0" w:evenVBand="0" w:oddHBand="1" w:evenHBand="0" w:firstRowFirstColumn="0" w:firstRowLastColumn="0" w:lastRowFirstColumn="0" w:lastRowLastColumn="0"/>
+              <w:rPr>
+                <w:rFonts w:ascii="Dax-Regular" w:hAnsi="Dax-Regular"/>
+                <w:lang w:val="es-419"/>
+              </w:rPr>
+            </w:pPr>
+            <w:r>
+              <w:rPr>
+                <w:rFonts w:ascii="Dax-Regular" w:hAnsi="Dax-Regular"/>
+                <w:lang w:val="es-419"/>
+              </w:rPr>
+              <w:t>12th Gen Intel(R) Core(TM) i5-12500H</w:t>
             </w:r>
           </w:p>
         </w:tc>
@@ -241,7 +289,7 @@
         </w:tc>
         <w:tc>
           <w:tcPr>
-            <w:tcW w:w="3525" w:type="pct"/>
+            <w:tcW w:w="1763" w:type="pct"/>
           </w:tcPr>
           <w:p>
             <w:pPr>
@@ -258,6 +306,28 @@
                 <w:lang w:val="es-419"/>
               </w:rPr>
               <w:t>12 GB</w:t>
+            </w:r>
+          </w:p>
+        </w:tc>
+        <w:tc>
+          <w:tcPr>
+            <w:tcW w:w="1763" w:type="pct"/>
+          </w:tcPr>
+          <w:p>
+            <w:pPr>
+              <w:jc w:val="both"/>
+              <w:cnfStyle w:val="000000000000" w:firstRow="0" w:lastRow="0" w:firstColumn="0" w:lastColumn="0" w:oddVBand="0" w:evenVBand="0" w:oddHBand="0" w:evenHBand="0" w:firstRowFirstColumn="0" w:firstRowLastColumn="0" w:lastRowFirstColumn="0" w:lastRowLastColumn="0"/>
+              <w:rPr>
+                <w:rFonts w:ascii="Dax-Regular" w:hAnsi="Dax-Regular"/>
+                <w:lang w:val="es-419"/>
+              </w:rPr>
+            </w:pPr>
+            <w:r>
+              <w:rPr>
+                <w:rFonts w:ascii="Dax-Regular" w:hAnsi="Dax-Regular"/>
+                <w:lang w:val="es-419"/>
+              </w:rPr>
+              <w:t>16 GB</w:t>
             </w:r>
           </w:p>
         </w:tc>
@@ -291,7 +361,29 @@
         </w:tc>
         <w:tc>
           <w:tcPr>
-            <w:tcW w:w="3525" w:type="pct"/>
+            <w:tcW w:w="1763" w:type="pct"/>
+          </w:tcPr>
+          <w:p>
+            <w:pPr>
+              <w:jc w:val="both"/>
+              <w:cnfStyle w:val="000000100000" w:firstRow="0" w:lastRow="0" w:firstColumn="0" w:lastColumn="0" w:oddVBand="0" w:evenVBand="0" w:oddHBand="1" w:evenHBand="0" w:firstRowFirstColumn="0" w:firstRowLastColumn="0" w:lastRowFirstColumn="0" w:lastRowLastColumn="0"/>
+              <w:rPr>
+                <w:rFonts w:ascii="Dax-Regular" w:hAnsi="Dax-Regular"/>
+                <w:lang w:val="es-419"/>
+              </w:rPr>
+            </w:pPr>
+            <w:r>
+              <w:rPr>
+                <w:rFonts w:ascii="Dax-Regular" w:hAnsi="Dax-Regular"/>
+                <w:lang w:val="es-419"/>
+              </w:rPr>
+              <w:t>Windows 11 Home Single Language 64 bits</w:t>
+            </w:r>
+          </w:p>
+        </w:tc>
+        <w:tc>
+          <w:tcPr>
+            <w:tcW w:w="1763" w:type="pct"/>
           </w:tcPr>
           <w:p>
             <w:pPr>
@@ -1763,6 +1855,1324 @@
           <w:lang w:val="es-CO"/>
         </w:rPr>
         <w:t xml:space="preserve">CHAINING </w:t>
+      </w:r>
+    </w:p>
+    <w:tbl>
+      <w:tblPr>
+        <w:tblW w:w="5000" w:type="pct"/>
+        <w:tblLook w:val="04A0" w:firstRow="1" w:lastRow="0" w:firstColumn="1" w:lastColumn="0" w:noHBand="0" w:noVBand="1"/>
+      </w:tblPr>
+      <w:tblGrid>
+        <w:gridCol w:w="3324"/>
+        <w:gridCol w:w="3134"/>
+        <w:gridCol w:w="2902"/>
+      </w:tblGrid>
+      <w:tr>
+        <w:trPr>
+          <w:trHeight w:val="360"/>
+        </w:trPr>
+        <w:tc>
+          <w:tcPr>
+            <w:tcW w:w="5000" w:type="pct"/>
+            <w:gridSpan w:val="3"/>
+            <w:tcBorders>
+              <w:top w:val="nil"/>
+              <w:left w:val="nil"/>
+              <w:bottom w:val="nil"/>
+              <w:right w:val="nil"/>
+            </w:tcBorders>
+            <w:noWrap/>
+            <w:vAlign w:val="center"/>
+            <w:hideMark/>
+          </w:tcPr>
+          <w:p>
+            <w:pPr>
+              <w:spacing w:after="0" w:line="240" w:lineRule="auto"/>
+              <w:jc w:val="center"/>
+              <w:rPr>
+                <w:rFonts w:ascii="Calibri" w:eastAsia="Times New Roman" w:hAnsi="Calibri" w:cs="Calibri"/>
+                <w:b/>
+                <w:bCs/>
+                <w:i/>
+                <w:iCs/>
+                <w:color w:val="000000"/>
+                <w:sz w:val="28"/>
+                <w:szCs w:val="28"/>
+                <w:u w:val="single"/>
+                <w:lang w:val="es-419"/>
+              </w:rPr>
+            </w:pPr>
+            <w:r>
+              <w:rPr>
+                <w:rFonts w:ascii="Calibri" w:eastAsia="Times New Roman" w:hAnsi="Calibri" w:cs="Calibri"/>
+                <w:b/>
+                <w:bCs/>
+                <w:i/>
+                <w:iCs/>
+                <w:color w:val="000000"/>
+                <w:sz w:val="28"/>
+                <w:szCs w:val="28"/>
+                <w:u w:val="single"/>
+                <w:lang w:val="es-419"/>
+              </w:rPr>
+              <w:t>Carga de Catálogo LINEAR PROBING – MÁQUINA 2</w:t>
+            </w:r>
+          </w:p>
+        </w:tc>
+      </w:tr>
+      <w:tr>
+        <w:trPr>
+          <w:trHeight w:val="107"/>
+        </w:trPr>
+        <w:tc>
+          <w:tcPr>
+            <w:tcW w:w="1776" w:type="pct"/>
+            <w:tcBorders>
+              <w:top w:val="single" w:sz="4" w:space="0" w:color="000000"/>
+              <w:left w:val="nil"/>
+              <w:bottom w:val="single" w:sz="4" w:space="0" w:color="000000"/>
+              <w:right w:val="nil"/>
+            </w:tcBorders>
+            <w:vAlign w:val="center"/>
+            <w:hideMark/>
+          </w:tcPr>
+          <w:p>
+            <w:pPr>
+              <w:spacing w:after="0" w:line="240" w:lineRule="auto"/>
+              <w:jc w:val="center"/>
+              <w:rPr>
+                <w:rFonts w:ascii="Calibri" w:eastAsia="Times New Roman" w:hAnsi="Calibri" w:cs="Calibri"/>
+                <w:b/>
+                <w:bCs/>
+                <w:color w:val="000000"/>
+                <w:lang w:val="es-419"/>
+              </w:rPr>
+            </w:pPr>
+            <w:r>
+              <w:rPr>
+                <w:rFonts w:ascii="Calibri" w:eastAsia="Times New Roman" w:hAnsi="Calibri" w:cs="Calibri"/>
+                <w:b/>
+                <w:bCs/>
+                <w:color w:val="000000"/>
+                <w:lang w:val="es-419"/>
+              </w:rPr>
+              <w:t>Factor de Carga (PROBING)</w:t>
+            </w:r>
+          </w:p>
+        </w:tc>
+        <w:tc>
+          <w:tcPr>
+            <w:tcW w:w="1674" w:type="pct"/>
+            <w:tcBorders>
+              <w:top w:val="single" w:sz="4" w:space="0" w:color="000000"/>
+              <w:left w:val="nil"/>
+              <w:bottom w:val="single" w:sz="4" w:space="0" w:color="000000"/>
+              <w:right w:val="nil"/>
+            </w:tcBorders>
+            <w:vAlign w:val="center"/>
+            <w:hideMark/>
+          </w:tcPr>
+          <w:p>
+            <w:pPr>
+              <w:spacing w:after="0" w:line="240" w:lineRule="auto"/>
+              <w:jc w:val="center"/>
+              <w:rPr>
+                <w:rFonts w:ascii="Calibri" w:eastAsia="Times New Roman" w:hAnsi="Calibri" w:cs="Calibri"/>
+                <w:b/>
+                <w:bCs/>
+                <w:color w:val="000000"/>
+                <w:lang w:val="es-419"/>
+              </w:rPr>
+            </w:pPr>
+            <w:r>
+              <w:rPr>
+                <w:rFonts w:ascii="Calibri" w:eastAsia="Times New Roman" w:hAnsi="Calibri" w:cs="Calibri"/>
+                <w:b/>
+                <w:bCs/>
+                <w:color w:val="000000"/>
+                <w:lang w:val="es-419"/>
+              </w:rPr>
+              <w:t>Consumo de Datos [kB]</w:t>
+            </w:r>
+          </w:p>
+        </w:tc>
+        <w:tc>
+          <w:tcPr>
+            <w:tcW w:w="1550" w:type="pct"/>
+            <w:tcBorders>
+              <w:top w:val="single" w:sz="4" w:space="0" w:color="000000"/>
+              <w:left w:val="nil"/>
+              <w:bottom w:val="single" w:sz="4" w:space="0" w:color="000000"/>
+              <w:right w:val="nil"/>
+            </w:tcBorders>
+            <w:vAlign w:val="center"/>
+            <w:hideMark/>
+          </w:tcPr>
+          <w:p>
+            <w:pPr>
+              <w:spacing w:after="0" w:line="240" w:lineRule="auto"/>
+              <w:jc w:val="center"/>
+              <w:rPr>
+                <w:rFonts w:ascii="Calibri" w:eastAsia="Times New Roman" w:hAnsi="Calibri" w:cs="Calibri"/>
+                <w:b/>
+                <w:bCs/>
+                <w:color w:val="000000"/>
+                <w:lang w:val="es-419"/>
+              </w:rPr>
+            </w:pPr>
+            <w:r>
+              <w:rPr>
+                <w:rFonts w:ascii="Calibri" w:eastAsia="Times New Roman" w:hAnsi="Calibri" w:cs="Calibri"/>
+                <w:b/>
+                <w:bCs/>
+                <w:color w:val="000000"/>
+                <w:lang w:val="es-419"/>
+              </w:rPr>
+              <w:t>Tiempo de Ejecución Real @LP [ms]</w:t>
+            </w:r>
+          </w:p>
+        </w:tc>
+      </w:tr>
+      <w:tr>
+        <w:trPr>
+          <w:trHeight w:val="40"/>
+        </w:trPr>
+        <w:tc>
+          <w:tcPr>
+            <w:tcW w:w="1776" w:type="pct"/>
+            <w:tcBorders>
+              <w:top w:val="nil"/>
+              <w:left w:val="nil"/>
+              <w:bottom w:val="nil"/>
+              <w:right w:val="nil"/>
+            </w:tcBorders>
+            <w:shd w:val="clear" w:color="000000" w:fill="D9D9D9"/>
+            <w:vAlign w:val="center"/>
+            <w:hideMark/>
+          </w:tcPr>
+          <w:p>
+            <w:pPr>
+              <w:spacing w:after="0" w:line="240" w:lineRule="auto"/>
+              <w:jc w:val="center"/>
+              <w:rPr>
+                <w:rFonts w:ascii="Calibri" w:eastAsia="Times New Roman" w:hAnsi="Calibri" w:cs="Calibri"/>
+                <w:color w:val="000000"/>
+                <w:lang w:val="es-419"/>
+              </w:rPr>
+            </w:pPr>
+            <w:r>
+              <w:rPr>
+                <w:rFonts w:ascii="Calibri" w:eastAsia="Times New Roman" w:hAnsi="Calibri" w:cs="Calibri"/>
+                <w:color w:val="000000"/>
+                <w:lang w:val="es-419"/>
+              </w:rPr>
+              <w:t>0.1</w:t>
+            </w:r>
+          </w:p>
+        </w:tc>
+        <w:tc>
+          <w:tcPr>
+            <w:tcW w:w="1674" w:type="pct"/>
+            <w:tcBorders>
+              <w:top w:val="nil"/>
+              <w:left w:val="nil"/>
+              <w:bottom w:val="nil"/>
+              <w:right w:val="nil"/>
+            </w:tcBorders>
+            <w:shd w:val="clear" w:color="D9D9D9" w:fill="D9D9D9"/>
+            <w:vAlign w:val="center"/>
+          </w:tcPr>
+          <w:p>
+            <w:pPr>
+              <w:spacing w:after="0" w:line="240" w:lineRule="auto"/>
+              <w:jc w:val="center"/>
+              <w:rPr>
+                <w:rFonts w:ascii="Calibri" w:eastAsia="Times New Roman" w:hAnsi="Calibri" w:cs="Calibri"/>
+                <w:color w:val="000000"/>
+                <w:lang w:val="es-419"/>
+              </w:rPr>
+            </w:pPr>
+            <w:r>
+              <w:rPr>
+                <w:rFonts w:ascii="Calibri" w:eastAsia="Times New Roman" w:hAnsi="Calibri" w:cs="Calibri"/>
+                <w:color w:val="000000"/>
+                <w:lang w:val="es-419"/>
+              </w:rPr>
+              <w:t>467 473.29</w:t>
+            </w:r>
+          </w:p>
+        </w:tc>
+        <w:tc>
+          <w:tcPr>
+            <w:tcW w:w="1550" w:type="pct"/>
+            <w:tcBorders>
+              <w:top w:val="nil"/>
+              <w:left w:val="nil"/>
+              <w:bottom w:val="nil"/>
+              <w:right w:val="nil"/>
+            </w:tcBorders>
+            <w:shd w:val="clear" w:color="D9D9D9" w:fill="D9D9D9"/>
+            <w:noWrap/>
+            <w:vAlign w:val="center"/>
+          </w:tcPr>
+          <w:p>
+            <w:pPr>
+              <w:spacing w:after="0" w:line="240" w:lineRule="auto"/>
+              <w:jc w:val="center"/>
+              <w:rPr>
+                <w:rFonts w:ascii="Calibri" w:eastAsia="Times New Roman" w:hAnsi="Calibri" w:cs="Calibri"/>
+                <w:color w:val="000000"/>
+                <w:lang w:val="es-419"/>
+              </w:rPr>
+            </w:pPr>
+            <w:r>
+              <w:rPr>
+                <w:rFonts w:ascii="Calibri" w:eastAsia="Times New Roman" w:hAnsi="Calibri" w:cs="Calibri"/>
+                <w:color w:val="000000"/>
+                <w:lang w:val="es-419"/>
+              </w:rPr>
+              <w:t>5 852.00</w:t>
+            </w:r>
+          </w:p>
+        </w:tc>
+      </w:tr>
+      <w:tr>
+        <w:trPr>
+          <w:trHeight w:val="50"/>
+        </w:trPr>
+        <w:tc>
+          <w:tcPr>
+            <w:tcW w:w="1776" w:type="pct"/>
+            <w:tcBorders>
+              <w:top w:val="nil"/>
+              <w:left w:val="nil"/>
+              <w:bottom w:val="nil"/>
+              <w:right w:val="nil"/>
+            </w:tcBorders>
+            <w:vAlign w:val="center"/>
+            <w:hideMark/>
+          </w:tcPr>
+          <w:p>
+            <w:pPr>
+              <w:spacing w:after="0" w:line="240" w:lineRule="auto"/>
+              <w:jc w:val="center"/>
+              <w:rPr>
+                <w:rFonts w:ascii="Calibri" w:eastAsia="Times New Roman" w:hAnsi="Calibri" w:cs="Calibri"/>
+                <w:color w:val="000000"/>
+                <w:lang w:val="es-419"/>
+              </w:rPr>
+            </w:pPr>
+            <w:r>
+              <w:rPr>
+                <w:rFonts w:ascii="Calibri" w:eastAsia="Times New Roman" w:hAnsi="Calibri" w:cs="Calibri"/>
+                <w:color w:val="000000"/>
+                <w:lang w:val="es-419"/>
+              </w:rPr>
+              <w:t>0.5</w:t>
+            </w:r>
+          </w:p>
+        </w:tc>
+        <w:tc>
+          <w:tcPr>
+            <w:tcW w:w="1674" w:type="pct"/>
+            <w:tcBorders>
+              <w:top w:val="nil"/>
+              <w:left w:val="nil"/>
+              <w:bottom w:val="nil"/>
+              <w:right w:val="nil"/>
+            </w:tcBorders>
+            <w:vAlign w:val="center"/>
+          </w:tcPr>
+          <w:p>
+            <w:pPr>
+              <w:spacing w:after="0" w:line="240" w:lineRule="auto"/>
+              <w:jc w:val="center"/>
+              <w:rPr>
+                <w:rFonts w:ascii="Calibri" w:eastAsia="Times New Roman" w:hAnsi="Calibri" w:cs="Calibri"/>
+                <w:color w:val="000000"/>
+                <w:lang w:val="es-419"/>
+              </w:rPr>
+            </w:pPr>
+            <w:r>
+              <w:rPr>
+                <w:rFonts w:ascii="Calibri" w:eastAsia="Times New Roman" w:hAnsi="Calibri" w:cs="Calibri"/>
+                <w:color w:val="000000"/>
+                <w:lang w:val="es-419"/>
+              </w:rPr>
+              <w:t>379 217.02</w:t>
+            </w:r>
+          </w:p>
+        </w:tc>
+        <w:tc>
+          <w:tcPr>
+            <w:tcW w:w="1550" w:type="pct"/>
+            <w:tcBorders>
+              <w:top w:val="nil"/>
+              <w:left w:val="nil"/>
+              <w:bottom w:val="nil"/>
+              <w:right w:val="nil"/>
+            </w:tcBorders>
+            <w:noWrap/>
+            <w:vAlign w:val="center"/>
+          </w:tcPr>
+          <w:p>
+            <w:pPr>
+              <w:spacing w:after="0" w:line="240" w:lineRule="auto"/>
+              <w:jc w:val="center"/>
+              <w:rPr>
+                <w:rFonts w:ascii="Calibri" w:eastAsia="Times New Roman" w:hAnsi="Calibri" w:cs="Calibri"/>
+                <w:color w:val="000000"/>
+                <w:lang w:val="es-419"/>
+              </w:rPr>
+            </w:pPr>
+            <w:r>
+              <w:rPr>
+                <w:rFonts w:ascii="Calibri" w:eastAsia="Times New Roman" w:hAnsi="Calibri" w:cs="Calibri"/>
+                <w:color w:val="000000"/>
+                <w:lang w:val="es-419"/>
+              </w:rPr>
+              <w:t>5 034.00</w:t>
+            </w:r>
+          </w:p>
+        </w:tc>
+      </w:tr>
+      <w:tr>
+        <w:trPr>
+          <w:trHeight w:val="287"/>
+        </w:trPr>
+        <w:tc>
+          <w:tcPr>
+            <w:tcW w:w="1776" w:type="pct"/>
+            <w:tcBorders>
+              <w:top w:val="nil"/>
+              <w:left w:val="nil"/>
+              <w:right w:val="nil"/>
+            </w:tcBorders>
+            <w:shd w:val="clear" w:color="000000" w:fill="D9D9D9"/>
+            <w:vAlign w:val="center"/>
+            <w:hideMark/>
+          </w:tcPr>
+          <w:p>
+            <w:pPr>
+              <w:spacing w:after="0" w:line="240" w:lineRule="auto"/>
+              <w:jc w:val="center"/>
+              <w:rPr>
+                <w:rFonts w:ascii="Calibri" w:eastAsia="Times New Roman" w:hAnsi="Calibri" w:cs="Calibri"/>
+                <w:color w:val="000000"/>
+                <w:lang w:val="es-419"/>
+              </w:rPr>
+            </w:pPr>
+            <w:r>
+              <w:rPr>
+                <w:rFonts w:ascii="Calibri" w:eastAsia="Times New Roman" w:hAnsi="Calibri" w:cs="Calibri"/>
+                <w:color w:val="000000"/>
+                <w:lang w:val="es-419"/>
+              </w:rPr>
+              <w:t>0.7</w:t>
+            </w:r>
+          </w:p>
+        </w:tc>
+        <w:tc>
+          <w:tcPr>
+            <w:tcW w:w="1674" w:type="pct"/>
+            <w:tcBorders>
+              <w:top w:val="nil"/>
+              <w:left w:val="nil"/>
+              <w:right w:val="nil"/>
+            </w:tcBorders>
+            <w:shd w:val="clear" w:color="D9D9D9" w:fill="D9D9D9"/>
+            <w:vAlign w:val="center"/>
+          </w:tcPr>
+          <w:p>
+            <w:pPr>
+              <w:spacing w:after="0" w:line="240" w:lineRule="auto"/>
+              <w:jc w:val="center"/>
+              <w:rPr>
+                <w:rFonts w:ascii="Calibri" w:eastAsia="Times New Roman" w:hAnsi="Calibri" w:cs="Calibri"/>
+                <w:color w:val="000000"/>
+                <w:lang w:val="es-419"/>
+              </w:rPr>
+            </w:pPr>
+            <w:r>
+              <w:rPr>
+                <w:rFonts w:ascii="Calibri" w:eastAsia="Times New Roman" w:hAnsi="Calibri" w:cs="Calibri"/>
+                <w:color w:val="000000"/>
+                <w:lang w:val="es-419"/>
+              </w:rPr>
+              <w:t>372 786.98</w:t>
+            </w:r>
+          </w:p>
+        </w:tc>
+        <w:tc>
+          <w:tcPr>
+            <w:tcW w:w="1550" w:type="pct"/>
+            <w:tcBorders>
+              <w:top w:val="nil"/>
+              <w:left w:val="nil"/>
+              <w:right w:val="nil"/>
+            </w:tcBorders>
+            <w:shd w:val="clear" w:color="D9D9D9" w:fill="D9D9D9"/>
+            <w:noWrap/>
+            <w:vAlign w:val="center"/>
+          </w:tcPr>
+          <w:p>
+            <w:pPr>
+              <w:spacing w:after="0" w:line="240" w:lineRule="auto"/>
+              <w:jc w:val="center"/>
+              <w:rPr>
+                <w:rFonts w:ascii="Calibri" w:eastAsia="Times New Roman" w:hAnsi="Calibri" w:cs="Calibri"/>
+                <w:color w:val="000000"/>
+                <w:lang w:val="es-419"/>
+              </w:rPr>
+            </w:pPr>
+            <w:r>
+              <w:rPr>
+                <w:rFonts w:ascii="Calibri" w:eastAsia="Times New Roman" w:hAnsi="Calibri" w:cs="Calibri"/>
+                <w:color w:val="000000"/>
+                <w:lang w:val="es-419"/>
+              </w:rPr>
+              <w:t>5 549.00</w:t>
+            </w:r>
+          </w:p>
+        </w:tc>
+      </w:tr>
+      <w:tr>
+        <w:trPr>
+          <w:trHeight w:val="294"/>
+        </w:trPr>
+        <w:tc>
+          <w:tcPr>
+            <w:tcW w:w="1776" w:type="pct"/>
+            <w:tcBorders>
+              <w:top w:val="nil"/>
+              <w:left w:val="nil"/>
+              <w:bottom w:val="single" w:sz="4" w:space="0" w:color="auto"/>
+              <w:right w:val="nil"/>
+            </w:tcBorders>
+            <w:vAlign w:val="center"/>
+            <w:hideMark/>
+          </w:tcPr>
+          <w:p>
+            <w:pPr>
+              <w:spacing w:after="0" w:line="240" w:lineRule="auto"/>
+              <w:jc w:val="center"/>
+              <w:rPr>
+                <w:rFonts w:ascii="Calibri" w:eastAsia="Times New Roman" w:hAnsi="Calibri" w:cs="Calibri"/>
+                <w:color w:val="000000"/>
+                <w:lang w:val="es-419"/>
+              </w:rPr>
+            </w:pPr>
+            <w:r>
+              <w:rPr>
+                <w:rFonts w:ascii="Calibri" w:eastAsia="Times New Roman" w:hAnsi="Calibri" w:cs="Calibri"/>
+                <w:color w:val="000000"/>
+                <w:lang w:val="es-419"/>
+              </w:rPr>
+              <w:t>0.9</w:t>
+            </w:r>
+          </w:p>
+        </w:tc>
+        <w:tc>
+          <w:tcPr>
+            <w:tcW w:w="1674" w:type="pct"/>
+            <w:tcBorders>
+              <w:top w:val="nil"/>
+              <w:left w:val="nil"/>
+              <w:bottom w:val="single" w:sz="4" w:space="0" w:color="auto"/>
+              <w:right w:val="nil"/>
+            </w:tcBorders>
+            <w:vAlign w:val="center"/>
+          </w:tcPr>
+          <w:p>
+            <w:pPr>
+              <w:spacing w:after="0" w:line="240" w:lineRule="auto"/>
+              <w:jc w:val="center"/>
+              <w:rPr>
+                <w:rFonts w:ascii="Calibri" w:eastAsia="Times New Roman" w:hAnsi="Calibri" w:cs="Calibri"/>
+                <w:color w:val="000000"/>
+                <w:lang w:val="es-419"/>
+              </w:rPr>
+            </w:pPr>
+            <w:r>
+              <w:rPr>
+                <w:rFonts w:ascii="Calibri" w:eastAsia="Times New Roman" w:hAnsi="Calibri" w:cs="Calibri"/>
+                <w:color w:val="000000"/>
+                <w:lang w:val="es-419"/>
+              </w:rPr>
+              <w:t>368 143.08</w:t>
+            </w:r>
+          </w:p>
+        </w:tc>
+        <w:tc>
+          <w:tcPr>
+            <w:tcW w:w="1550" w:type="pct"/>
+            <w:tcBorders>
+              <w:top w:val="nil"/>
+              <w:left w:val="nil"/>
+              <w:bottom w:val="single" w:sz="4" w:space="0" w:color="auto"/>
+              <w:right w:val="nil"/>
+            </w:tcBorders>
+            <w:noWrap/>
+            <w:vAlign w:val="center"/>
+          </w:tcPr>
+          <w:p>
+            <w:pPr>
+              <w:spacing w:after="0" w:line="240" w:lineRule="auto"/>
+              <w:jc w:val="center"/>
+              <w:rPr>
+                <w:rFonts w:ascii="Calibri" w:eastAsia="Times New Roman" w:hAnsi="Calibri" w:cs="Calibri"/>
+                <w:color w:val="000000"/>
+                <w:lang w:val="es-419"/>
+              </w:rPr>
+            </w:pPr>
+            <w:r>
+              <w:rPr>
+                <w:rFonts w:ascii="Calibri" w:eastAsia="Times New Roman" w:hAnsi="Calibri" w:cs="Calibri"/>
+                <w:color w:val="000000"/>
+                <w:lang w:val="es-419"/>
+              </w:rPr>
+              <w:t>5 695.00</w:t>
+            </w:r>
+          </w:p>
+        </w:tc>
+      </w:tr>
+    </w:tbl>
+    <w:p>
+      <w:pPr>
+        <w:pStyle w:val="Descripcin"/>
+        <w:jc w:val="center"/>
+        <w:rPr>
+          <w:lang w:val="es-CO"/>
+        </w:rPr>
+      </w:pPr>
+      <w:bookmarkStart w:id="1" w:name="_Ref66842973"/>
+      <w:r>
+        <w:rPr>
+          <w:lang w:val="es-CO"/>
+        </w:rPr>
+        <w:t xml:space="preserve">Tabla 4. Comparación de consumo de datos y tiempo de ejecución para carga de catálogo con el índice por categorías utilizando LINEAR PROBING en la Máquina 2</w:t>
+      </w:r>
+      <w:r>
+        <w:rPr>
+          <w:lang w:val="es-CO"/>
+        </w:rPr>
+        <w:fldChar w:fldCharType="begin"/>
+      </w:r>
+      <w:r>
+        <w:rPr>
+          <w:lang w:val="es-CO"/>
+        </w:rPr>
+        <w:instrText xml:space="preserve"> SEQ Tabla \* ARABIC </w:instrText>
+      </w:r>
+      <w:r>
+        <w:rPr>
+          <w:lang w:val="es-CO"/>
+        </w:rPr>
+        <w:fldChar w:fldCharType="separate"/>
+      </w:r>
+      <w:r>
+        <w:rPr>
+          <w:noProof/>
+          <w:lang w:val="es-CO"/>
+        </w:rPr>
+        <w:t/>
+      </w:r>
+      <w:r>
+        <w:rPr>
+          <w:lang w:val="es-CO"/>
+        </w:rPr>
+        <w:fldChar w:fldCharType="end"/>
+      </w:r>
+      <w:bookmarkEnd w:id="1"/>
+      <w:r>
+        <w:rPr>
+          <w:lang w:val="es-CO"/>
+        </w:rPr>
+        <w:t xml:space="preserve"/>
+      </w:r>
+      <w:r>
+        <w:rPr>
+          <w:lang w:val="es-CO"/>
+        </w:rPr>
+        <w:t/>
+      </w:r>
+      <w:r>
+        <w:rPr>
+          <w:lang w:val="es-CO"/>
+        </w:rPr>
+        <w:t xml:space="preserve"/>
+      </w:r>
+      <w:r>
+        <w:rPr>
+          <w:smallCaps/>
+          <w:lang w:val="es-CO"/>
+        </w:rPr>
+        <w:t xml:space="preserve"/>
+      </w:r>
+      <w:r>
+        <w:rPr>
+          <w:lang w:val="es-CO"/>
+        </w:rPr>
+        <w:t xml:space="preserve"/>
+      </w:r>
+    </w:p>
+    <w:tbl>
+      <w:tblPr>
+        <w:tblW w:w="5000" w:type="pct"/>
+        <w:tblLook w:val="04A0" w:firstRow="1" w:lastRow="0" w:firstColumn="1" w:lastColumn="0" w:noHBand="0" w:noVBand="1"/>
+      </w:tblPr>
+      <w:tblGrid>
+        <w:gridCol w:w="3324"/>
+        <w:gridCol w:w="3134"/>
+        <w:gridCol w:w="2902"/>
+      </w:tblGrid>
+      <w:tr>
+        <w:trPr>
+          <w:trHeight w:val="360"/>
+        </w:trPr>
+        <w:tc>
+          <w:tcPr>
+            <w:tcW w:w="5000" w:type="pct"/>
+            <w:gridSpan w:val="3"/>
+            <w:tcBorders>
+              <w:top w:val="nil"/>
+              <w:left w:val="nil"/>
+              <w:bottom w:val="nil"/>
+              <w:right w:val="nil"/>
+            </w:tcBorders>
+            <w:noWrap/>
+            <w:vAlign w:val="center"/>
+            <w:hideMark/>
+          </w:tcPr>
+          <w:p>
+            <w:pPr>
+              <w:spacing w:after="0" w:line="240" w:lineRule="auto"/>
+              <w:jc w:val="center"/>
+              <w:rPr>
+                <w:rFonts w:ascii="Calibri" w:eastAsia="Times New Roman" w:hAnsi="Calibri" w:cs="Calibri"/>
+                <w:b/>
+                <w:bCs/>
+                <w:i/>
+                <w:iCs/>
+                <w:color w:val="000000"/>
+                <w:sz w:val="28"/>
+                <w:szCs w:val="28"/>
+                <w:u w:val="single"/>
+                <w:lang w:val="es-419"/>
+              </w:rPr>
+            </w:pPr>
+            <w:r>
+              <w:rPr>
+                <w:rFonts w:ascii="Calibri" w:eastAsia="Times New Roman" w:hAnsi="Calibri" w:cs="Calibri"/>
+                <w:b/>
+                <w:bCs/>
+                <w:i/>
+                <w:iCs/>
+                <w:color w:val="000000"/>
+                <w:sz w:val="28"/>
+                <w:szCs w:val="28"/>
+                <w:u w:val="single"/>
+                <w:lang w:val="es-419"/>
+              </w:rPr>
+              <w:t>Carga de Catálogo SEPARATE CHAINING – MÁQUINA 2</w:t>
+            </w:r>
+          </w:p>
+        </w:tc>
+      </w:tr>
+      <w:tr>
+        <w:trPr>
+          <w:trHeight w:val="574"/>
+        </w:trPr>
+        <w:tc>
+          <w:tcPr>
+            <w:tcW w:w="1776" w:type="pct"/>
+            <w:tcBorders>
+              <w:top w:val="single" w:sz="4" w:space="0" w:color="000000"/>
+              <w:left w:val="nil"/>
+              <w:bottom w:val="single" w:sz="4" w:space="0" w:color="000000"/>
+              <w:right w:val="nil"/>
+            </w:tcBorders>
+            <w:vAlign w:val="center"/>
+            <w:hideMark/>
+          </w:tcPr>
+          <w:p>
+            <w:pPr>
+              <w:spacing w:after="0" w:line="240" w:lineRule="auto"/>
+              <w:jc w:val="center"/>
+              <w:rPr>
+                <w:rFonts w:ascii="Calibri" w:eastAsia="Times New Roman" w:hAnsi="Calibri" w:cs="Calibri"/>
+                <w:b/>
+                <w:bCs/>
+                <w:color w:val="000000"/>
+                <w:lang w:val="es-419"/>
+              </w:rPr>
+            </w:pPr>
+            <w:r>
+              <w:rPr>
+                <w:rFonts w:ascii="Calibri" w:eastAsia="Times New Roman" w:hAnsi="Calibri" w:cs="Calibri"/>
+                <w:b/>
+                <w:bCs/>
+                <w:color w:val="000000"/>
+                <w:lang w:val="es-419"/>
+              </w:rPr>
+              <w:t>Factor de Carga (CHAINING)</w:t>
+            </w:r>
+          </w:p>
+        </w:tc>
+        <w:tc>
+          <w:tcPr>
+            <w:tcW w:w="1674" w:type="pct"/>
+            <w:tcBorders>
+              <w:top w:val="single" w:sz="4" w:space="0" w:color="000000"/>
+              <w:left w:val="nil"/>
+              <w:bottom w:val="single" w:sz="4" w:space="0" w:color="000000"/>
+              <w:right w:val="nil"/>
+            </w:tcBorders>
+            <w:vAlign w:val="center"/>
+            <w:hideMark/>
+          </w:tcPr>
+          <w:p>
+            <w:pPr>
+              <w:spacing w:after="0" w:line="240" w:lineRule="auto"/>
+              <w:jc w:val="center"/>
+              <w:rPr>
+                <w:rFonts w:ascii="Calibri" w:eastAsia="Times New Roman" w:hAnsi="Calibri" w:cs="Calibri"/>
+                <w:b/>
+                <w:bCs/>
+                <w:color w:val="000000"/>
+                <w:lang w:val="es-419"/>
+              </w:rPr>
+            </w:pPr>
+            <w:r>
+              <w:rPr>
+                <w:rFonts w:ascii="Calibri" w:eastAsia="Times New Roman" w:hAnsi="Calibri" w:cs="Calibri"/>
+                <w:b/>
+                <w:bCs/>
+                <w:color w:val="000000"/>
+                <w:lang w:val="es-419"/>
+              </w:rPr>
+              <w:t>Consumo de Datos [kB]</w:t>
+            </w:r>
+          </w:p>
+        </w:tc>
+        <w:tc>
+          <w:tcPr>
+            <w:tcW w:w="1550" w:type="pct"/>
+            <w:tcBorders>
+              <w:top w:val="single" w:sz="4" w:space="0" w:color="000000"/>
+              <w:left w:val="nil"/>
+              <w:bottom w:val="single" w:sz="4" w:space="0" w:color="000000"/>
+              <w:right w:val="nil"/>
+            </w:tcBorders>
+            <w:vAlign w:val="center"/>
+            <w:hideMark/>
+          </w:tcPr>
+          <w:p>
+            <w:pPr>
+              <w:spacing w:after="0" w:line="240" w:lineRule="auto"/>
+              <w:jc w:val="center"/>
+              <w:rPr>
+                <w:rFonts w:ascii="Calibri" w:eastAsia="Times New Roman" w:hAnsi="Calibri" w:cs="Calibri"/>
+                <w:b/>
+                <w:bCs/>
+                <w:color w:val="000000"/>
+                <w:lang w:val="es-419"/>
+              </w:rPr>
+            </w:pPr>
+            <w:r>
+              <w:rPr>
+                <w:rFonts w:ascii="Calibri" w:eastAsia="Times New Roman" w:hAnsi="Calibri" w:cs="Calibri"/>
+                <w:b/>
+                <w:bCs/>
+                <w:color w:val="000000"/>
+                <w:lang w:val="es-419"/>
+              </w:rPr>
+              <w:t>Tiempo de Ejecución Real @SC [ms]</w:t>
+            </w:r>
+          </w:p>
+        </w:tc>
+      </w:tr>
+      <w:tr>
+        <w:trPr>
+          <w:trHeight w:val="287"/>
+        </w:trPr>
+        <w:tc>
+          <w:tcPr>
+            <w:tcW w:w="1776" w:type="pct"/>
+            <w:tcBorders>
+              <w:top w:val="nil"/>
+              <w:left w:val="nil"/>
+              <w:bottom w:val="nil"/>
+              <w:right w:val="nil"/>
+            </w:tcBorders>
+            <w:shd w:val="clear" w:color="D9D9D9" w:fill="D9D9D9"/>
+            <w:vAlign w:val="center"/>
+            <w:hideMark/>
+          </w:tcPr>
+          <w:p>
+            <w:pPr>
+              <w:spacing w:after="0" w:line="240" w:lineRule="auto"/>
+              <w:jc w:val="center"/>
+              <w:rPr>
+                <w:rFonts w:ascii="Calibri" w:eastAsia="Times New Roman" w:hAnsi="Calibri" w:cs="Calibri"/>
+                <w:color w:val="000000"/>
+                <w:lang w:val="es-419"/>
+              </w:rPr>
+            </w:pPr>
+            <w:r>
+              <w:rPr>
+                <w:rFonts w:ascii="Calibri" w:eastAsia="Times New Roman" w:hAnsi="Calibri" w:cs="Calibri"/>
+                <w:color w:val="000000"/>
+                <w:lang w:val="es-419"/>
+              </w:rPr>
+              <w:t>2.00</w:t>
+            </w:r>
+          </w:p>
+        </w:tc>
+        <w:tc>
+          <w:tcPr>
+            <w:tcW w:w="1674" w:type="pct"/>
+            <w:tcBorders>
+              <w:top w:val="nil"/>
+              <w:left w:val="nil"/>
+              <w:bottom w:val="nil"/>
+              <w:right w:val="nil"/>
+            </w:tcBorders>
+            <w:shd w:val="clear" w:color="D9D9D9" w:fill="D9D9D9"/>
+            <w:vAlign w:val="center"/>
+          </w:tcPr>
+          <w:p>
+            <w:pPr>
+              <w:spacing w:after="0" w:line="240" w:lineRule="auto"/>
+              <w:jc w:val="center"/>
+              <w:rPr>
+                <w:rFonts w:ascii="Calibri" w:eastAsia="Times New Roman" w:hAnsi="Calibri" w:cs="Calibri"/>
+                <w:color w:val="000000"/>
+                <w:lang w:val="es-419"/>
+              </w:rPr>
+            </w:pPr>
+            <w:r>
+              <w:rPr>
+                <w:rFonts w:ascii="Calibri" w:eastAsia="Times New Roman" w:hAnsi="Calibri" w:cs="Calibri"/>
+                <w:color w:val="000000"/>
+                <w:lang w:val="es-419"/>
+              </w:rPr>
+              <w:t>397 910.36</w:t>
+            </w:r>
+          </w:p>
+        </w:tc>
+        <w:tc>
+          <w:tcPr>
+            <w:tcW w:w="1550" w:type="pct"/>
+            <w:tcBorders>
+              <w:top w:val="nil"/>
+              <w:left w:val="nil"/>
+              <w:bottom w:val="nil"/>
+              <w:right w:val="nil"/>
+            </w:tcBorders>
+            <w:shd w:val="clear" w:color="D9D9D9" w:fill="D9D9D9"/>
+            <w:vAlign w:val="center"/>
+          </w:tcPr>
+          <w:p>
+            <w:pPr>
+              <w:spacing w:after="0" w:line="240" w:lineRule="auto"/>
+              <w:jc w:val="center"/>
+              <w:rPr>
+                <w:rFonts w:ascii="Calibri" w:eastAsia="Times New Roman" w:hAnsi="Calibri" w:cs="Calibri"/>
+                <w:color w:val="000000"/>
+                <w:lang w:val="es-419"/>
+              </w:rPr>
+            </w:pPr>
+            <w:r>
+              <w:rPr>
+                <w:rFonts w:ascii="Calibri" w:eastAsia="Times New Roman" w:hAnsi="Calibri" w:cs="Calibri"/>
+                <w:color w:val="000000"/>
+                <w:lang w:val="es-419"/>
+              </w:rPr>
+              <w:t>4 995.00</w:t>
+            </w:r>
+          </w:p>
+        </w:tc>
+      </w:tr>
+      <w:tr>
+        <w:trPr>
+          <w:trHeight w:val="287"/>
+        </w:trPr>
+        <w:tc>
+          <w:tcPr>
+            <w:tcW w:w="1776" w:type="pct"/>
+            <w:tcBorders>
+              <w:top w:val="nil"/>
+              <w:left w:val="nil"/>
+              <w:bottom w:val="nil"/>
+              <w:right w:val="nil"/>
+            </w:tcBorders>
+            <w:vAlign w:val="center"/>
+            <w:hideMark/>
+          </w:tcPr>
+          <w:p>
+            <w:pPr>
+              <w:spacing w:after="0" w:line="240" w:lineRule="auto"/>
+              <w:jc w:val="center"/>
+              <w:rPr>
+                <w:rFonts w:ascii="Calibri" w:eastAsia="Times New Roman" w:hAnsi="Calibri" w:cs="Calibri"/>
+                <w:color w:val="000000"/>
+                <w:lang w:val="es-419"/>
+              </w:rPr>
+            </w:pPr>
+            <w:r>
+              <w:rPr>
+                <w:rFonts w:ascii="Calibri" w:eastAsia="Times New Roman" w:hAnsi="Calibri" w:cs="Calibri"/>
+                <w:color w:val="000000"/>
+                <w:lang w:val="es-419"/>
+              </w:rPr>
+              <w:t>4.00</w:t>
+            </w:r>
+          </w:p>
+        </w:tc>
+        <w:tc>
+          <w:tcPr>
+            <w:tcW w:w="1674" w:type="pct"/>
+            <w:tcBorders>
+              <w:top w:val="nil"/>
+              <w:left w:val="nil"/>
+              <w:bottom w:val="nil"/>
+              <w:right w:val="nil"/>
+            </w:tcBorders>
+            <w:vAlign w:val="center"/>
+          </w:tcPr>
+          <w:p>
+            <w:pPr>
+              <w:spacing w:after="0" w:line="240" w:lineRule="auto"/>
+              <w:jc w:val="center"/>
+              <w:rPr>
+                <w:rFonts w:ascii="Calibri" w:eastAsia="Times New Roman" w:hAnsi="Calibri" w:cs="Calibri"/>
+                <w:color w:val="000000"/>
+                <w:lang w:val="es-419"/>
+              </w:rPr>
+            </w:pPr>
+            <w:r>
+              <w:rPr>
+                <w:rFonts w:ascii="Calibri" w:eastAsia="Times New Roman" w:hAnsi="Calibri" w:cs="Calibri"/>
+                <w:color w:val="000000"/>
+                <w:lang w:val="es-419"/>
+              </w:rPr>
+              <w:t>393 473.95</w:t>
+            </w:r>
+          </w:p>
+        </w:tc>
+        <w:tc>
+          <w:tcPr>
+            <w:tcW w:w="1550" w:type="pct"/>
+            <w:tcBorders>
+              <w:top w:val="nil"/>
+              <w:left w:val="nil"/>
+              <w:bottom w:val="nil"/>
+              <w:right w:val="nil"/>
+            </w:tcBorders>
+            <w:vAlign w:val="center"/>
+          </w:tcPr>
+          <w:p>
+            <w:pPr>
+              <w:spacing w:after="0" w:line="240" w:lineRule="auto"/>
+              <w:jc w:val="center"/>
+              <w:rPr>
+                <w:rFonts w:ascii="Calibri" w:eastAsia="Times New Roman" w:hAnsi="Calibri" w:cs="Calibri"/>
+                <w:color w:val="000000"/>
+                <w:lang w:val="es-419"/>
+              </w:rPr>
+            </w:pPr>
+            <w:r>
+              <w:rPr>
+                <w:rFonts w:ascii="Calibri" w:eastAsia="Times New Roman" w:hAnsi="Calibri" w:cs="Calibri"/>
+                <w:color w:val="000000"/>
+                <w:lang w:val="es-419"/>
+              </w:rPr>
+              <w:t>5 372.00</w:t>
+            </w:r>
+          </w:p>
+        </w:tc>
+      </w:tr>
+      <w:tr>
+        <w:trPr>
+          <w:trHeight w:val="287"/>
+        </w:trPr>
+        <w:tc>
+          <w:tcPr>
+            <w:tcW w:w="1776" w:type="pct"/>
+            <w:tcBorders>
+              <w:top w:val="nil"/>
+              <w:left w:val="nil"/>
+              <w:bottom w:val="nil"/>
+              <w:right w:val="nil"/>
+            </w:tcBorders>
+            <w:shd w:val="clear" w:color="D9D9D9" w:fill="D9D9D9"/>
+            <w:vAlign w:val="center"/>
+            <w:hideMark/>
+          </w:tcPr>
+          <w:p>
+            <w:pPr>
+              <w:spacing w:after="0" w:line="240" w:lineRule="auto"/>
+              <w:jc w:val="center"/>
+              <w:rPr>
+                <w:rFonts w:ascii="Calibri" w:eastAsia="Times New Roman" w:hAnsi="Calibri" w:cs="Calibri"/>
+                <w:color w:val="000000"/>
+                <w:lang w:val="es-419"/>
+              </w:rPr>
+            </w:pPr>
+            <w:r>
+              <w:rPr>
+                <w:rFonts w:ascii="Calibri" w:eastAsia="Times New Roman" w:hAnsi="Calibri" w:cs="Calibri"/>
+                <w:color w:val="000000"/>
+                <w:lang w:val="es-419"/>
+              </w:rPr>
+              <w:t>6.00</w:t>
+            </w:r>
+          </w:p>
+        </w:tc>
+        <w:tc>
+          <w:tcPr>
+            <w:tcW w:w="1674" w:type="pct"/>
+            <w:tcBorders>
+              <w:top w:val="nil"/>
+              <w:left w:val="nil"/>
+              <w:bottom w:val="nil"/>
+              <w:right w:val="nil"/>
+            </w:tcBorders>
+            <w:shd w:val="clear" w:color="D9D9D9" w:fill="D9D9D9"/>
+            <w:vAlign w:val="center"/>
+          </w:tcPr>
+          <w:p>
+            <w:pPr>
+              <w:spacing w:after="0" w:line="240" w:lineRule="auto"/>
+              <w:jc w:val="center"/>
+              <w:rPr>
+                <w:rFonts w:ascii="Calibri" w:eastAsia="Times New Roman" w:hAnsi="Calibri" w:cs="Calibri"/>
+                <w:color w:val="000000"/>
+                <w:lang w:val="es-419"/>
+              </w:rPr>
+            </w:pPr>
+            <w:r>
+              <w:rPr>
+                <w:rFonts w:ascii="Calibri" w:eastAsia="Times New Roman" w:hAnsi="Calibri" w:cs="Calibri"/>
+                <w:color w:val="000000"/>
+                <w:lang w:val="es-419"/>
+              </w:rPr>
+              <w:t>392 405.91</w:t>
+            </w:r>
+          </w:p>
+        </w:tc>
+        <w:tc>
+          <w:tcPr>
+            <w:tcW w:w="1550" w:type="pct"/>
+            <w:tcBorders>
+              <w:top w:val="nil"/>
+              <w:left w:val="nil"/>
+              <w:bottom w:val="nil"/>
+              <w:right w:val="nil"/>
+            </w:tcBorders>
+            <w:shd w:val="clear" w:color="D9D9D9" w:fill="D9D9D9"/>
+            <w:vAlign w:val="center"/>
+          </w:tcPr>
+          <w:p>
+            <w:pPr>
+              <w:spacing w:after="0" w:line="240" w:lineRule="auto"/>
+              <w:jc w:val="center"/>
+              <w:rPr>
+                <w:rFonts w:ascii="Times New Roman" w:eastAsia="Times New Roman" w:hAnsi="Times New Roman" w:cs="Times New Roman"/>
+                <w:sz w:val="20"/>
+                <w:szCs w:val="20"/>
+                <w:lang w:val="es-419"/>
+              </w:rPr>
+            </w:pPr>
+            <w:r>
+              <w:rPr>
+                <w:rFonts w:ascii="Times New Roman" w:eastAsia="Times New Roman" w:hAnsi="Times New Roman" w:cs="Times New Roman"/>
+                <w:sz w:val="20"/>
+                <w:szCs w:val="20"/>
+                <w:lang w:val="es-419"/>
+              </w:rPr>
+              <w:t>5 406.00</w:t>
+            </w:r>
+          </w:p>
+        </w:tc>
+      </w:tr>
+      <w:tr>
+        <w:trPr>
+          <w:trHeight w:val="50"/>
+        </w:trPr>
+        <w:tc>
+          <w:tcPr>
+            <w:tcW w:w="1776" w:type="pct"/>
+            <w:tcBorders>
+              <w:top w:val="nil"/>
+              <w:left w:val="nil"/>
+              <w:bottom w:val="single" w:sz="4" w:space="0" w:color="000000"/>
+              <w:right w:val="nil"/>
+            </w:tcBorders>
+            <w:vAlign w:val="center"/>
+            <w:hideMark/>
+          </w:tcPr>
+          <w:p>
+            <w:pPr>
+              <w:spacing w:after="0" w:line="240" w:lineRule="auto"/>
+              <w:jc w:val="center"/>
+              <w:rPr>
+                <w:rFonts w:ascii="Calibri" w:eastAsia="Times New Roman" w:hAnsi="Calibri" w:cs="Calibri"/>
+                <w:color w:val="000000"/>
+                <w:lang w:val="es-419"/>
+              </w:rPr>
+            </w:pPr>
+            <w:r>
+              <w:rPr>
+                <w:rFonts w:ascii="Calibri" w:eastAsia="Times New Roman" w:hAnsi="Calibri" w:cs="Calibri"/>
+                <w:color w:val="000000"/>
+                <w:lang w:val="es-419"/>
+              </w:rPr>
+              <w:t>8.00</w:t>
+            </w:r>
+          </w:p>
+        </w:tc>
+        <w:tc>
+          <w:tcPr>
+            <w:tcW w:w="1674" w:type="pct"/>
+            <w:tcBorders>
+              <w:top w:val="nil"/>
+              <w:left w:val="nil"/>
+              <w:bottom w:val="single" w:sz="4" w:space="0" w:color="000000"/>
+              <w:right w:val="nil"/>
+            </w:tcBorders>
+            <w:vAlign w:val="center"/>
+          </w:tcPr>
+          <w:p>
+            <w:pPr>
+              <w:spacing w:after="0" w:line="240" w:lineRule="auto"/>
+              <w:jc w:val="center"/>
+              <w:rPr>
+                <w:rFonts w:ascii="Calibri" w:eastAsia="Times New Roman" w:hAnsi="Calibri" w:cs="Calibri"/>
+                <w:color w:val="000000"/>
+                <w:lang w:val="es-419"/>
+              </w:rPr>
+            </w:pPr>
+            <w:r>
+              <w:rPr>
+                <w:rFonts w:ascii="Calibri" w:eastAsia="Times New Roman" w:hAnsi="Calibri" w:cs="Calibri"/>
+                <w:color w:val="000000"/>
+                <w:lang w:val="es-419"/>
+              </w:rPr>
+              <w:t>392 381.33</w:t>
+            </w:r>
+          </w:p>
+        </w:tc>
+        <w:tc>
+          <w:tcPr>
+            <w:tcW w:w="1550" w:type="pct"/>
+            <w:tcBorders>
+              <w:top w:val="nil"/>
+              <w:left w:val="nil"/>
+              <w:bottom w:val="single" w:sz="4" w:space="0" w:color="000000"/>
+              <w:right w:val="nil"/>
+            </w:tcBorders>
+            <w:vAlign w:val="center"/>
+          </w:tcPr>
+          <w:p>
+            <w:pPr>
+              <w:spacing w:after="0" w:line="240" w:lineRule="auto"/>
+              <w:jc w:val="center"/>
+              <w:rPr>
+                <w:rFonts w:ascii="Calibri" w:eastAsia="Times New Roman" w:hAnsi="Calibri" w:cs="Calibri"/>
+                <w:color w:val="000000"/>
+                <w:lang w:val="es-419"/>
+              </w:rPr>
+            </w:pPr>
+            <w:r>
+              <w:rPr>
+                <w:rFonts w:ascii="Calibri" w:eastAsia="Times New Roman" w:hAnsi="Calibri" w:cs="Calibri"/>
+                <w:color w:val="000000"/>
+                <w:lang w:val="es-419"/>
+              </w:rPr>
+              <w:t>5 122.00</w:t>
+            </w:r>
+          </w:p>
+        </w:tc>
+      </w:tr>
+    </w:tbl>
+    <w:p>
+      <w:pPr>
+        <w:pStyle w:val="Descripcin"/>
+        <w:jc w:val="center"/>
+        <w:rPr>
+          <w:lang w:val="es-CO"/>
+        </w:rPr>
+      </w:pPr>
+      <w:bookmarkStart w:id="2" w:name="_Ref66842982"/>
+      <w:r>
+        <w:rPr>
+          <w:lang w:val="es-CO"/>
+        </w:rPr>
+        <w:t xml:space="preserve">Tabla 5. Comparación de consumo de datos y tiempo de ejecución para carga de catálogo con el índice por categorías utilizando SEPARATE CHAINING en la Máquina 2</w:t>
+      </w:r>
+      <w:r>
+        <w:rPr>
+          <w:lang w:val="es-CO"/>
+        </w:rPr>
+        <w:fldChar w:fldCharType="begin"/>
+      </w:r>
+      <w:r>
+        <w:rPr>
+          <w:lang w:val="es-CO"/>
+        </w:rPr>
+        <w:instrText xml:space="preserve"> SEQ Tabla \* ARABIC </w:instrText>
+      </w:r>
+      <w:r>
+        <w:rPr>
+          <w:lang w:val="es-CO"/>
+        </w:rPr>
+        <w:fldChar w:fldCharType="separate"/>
+      </w:r>
+      <w:r>
+        <w:rPr>
+          <w:noProof/>
+          <w:lang w:val="es-CO"/>
+        </w:rPr>
+        <w:t/>
+      </w:r>
+      <w:r>
+        <w:rPr>
+          <w:lang w:val="es-CO"/>
+        </w:rPr>
+        <w:fldChar w:fldCharType="end"/>
+      </w:r>
+      <w:bookmarkEnd w:id="2"/>
+      <w:r>
+        <w:rPr>
+          <w:lang w:val="es-CO"/>
+        </w:rPr>
+        <w:t xml:space="preserve"/>
+      </w:r>
+      <w:r>
+        <w:rPr>
+          <w:lang w:val="es-CO"/>
+        </w:rPr>
+        <w:t/>
+      </w:r>
+      <w:r>
+        <w:rPr>
+          <w:lang w:val="es-CO"/>
+        </w:rPr>
+        <w:t xml:space="preserve"/>
+      </w:r>
+      <w:r>
+        <w:rPr>
+          <w:lang w:val="es-CO"/>
+        </w:rPr>
+        <w:t xml:space="preserve"/>
+      </w:r>
+      <w:r>
+        <w:rPr>
+          <w:lang w:val="es-CO"/>
+        </w:rPr>
+        <w:t xml:space="preserve"/>
       </w:r>
     </w:p>
     <w:p>
@@ -2047,6 +3457,130 @@
                     <a:prstGeom prst="rect">
                       <a:avLst/>
                     </a:prstGeom>
+                  </pic:spPr>
+                </pic:pic>
+              </a:graphicData>
+            </a:graphic>
+          </wp:inline>
+        </w:drawing>
+      </w:r>
+    </w:p>
+    <w:p>
+      <w:pPr>
+        <w:pStyle w:val="Prrafodelista"/>
+        <w:numPr>
+          <w:ilvl w:val="0"/>
+          <w:numId w:val="10"/>
+        </w:numPr>
+        <w:spacing w:after="0"/>
+        <w:jc w:val="both"/>
+        <w:rPr>
+          <w:rFonts w:ascii="Dax-Regular" w:hAnsi="Dax-Regular"/>
+          <w:lang w:val="es-CO"/>
+        </w:rPr>
+      </w:pPr>
+      <w:r>
+        <w:rPr>
+          <w:rFonts w:ascii="Dax-Regular" w:hAnsi="Dax-Regular"/>
+          <w:lang w:val="es-CO"/>
+        </w:rPr>
+        <w:t>Comparación de memoria y tiempo de ejecución para LINEAR PROBING y SEPARATE CHAINING (Máquina 2)</w:t>
+      </w:r>
+    </w:p>
+    <w:p>
+      <w:pPr>
+        <w:spacing w:before="120" w:after="240"/>
+        <w:jc w:val="center"/>
+      </w:pPr>
+      <w:r>
+        <w:drawing>
+          <wp:inline xmlns:a="http://schemas.openxmlformats.org/drawingml/2006/main" xmlns:pic="http://schemas.openxmlformats.org/drawingml/2006/picture">
+            <wp:extent cx="5349240" cy="3127248"/>
+            <wp:docPr id="903" name="Picture 903"/>
+            <wp:cNvGraphicFramePr>
+              <a:graphicFrameLocks noChangeAspect="1"/>
+            </wp:cNvGraphicFramePr>
+            <a:graphic>
+              <a:graphicData uri="http://schemas.openxmlformats.org/drawingml/2006/picture">
+                <pic:pic>
+                  <pic:nvPicPr>
+                    <pic:cNvPr id="0" name="grafica3.png"/>
+                    <pic:cNvPicPr/>
+                  </pic:nvPicPr>
+                  <pic:blipFill>
+                    <a:blip r:embed="rId14"/>
+                    <a:stretch>
+                      <a:fillRect/>
+                    </a:stretch>
+                  </pic:blipFill>
+                  <pic:spPr>
+                    <a:xfrm>
+                      <a:off x="0" y="0"/>
+                      <a:ext cx="5349240" cy="3127248"/>
+                    </a:xfrm>
+                    <a:prstGeom prst="rect"/>
+                  </pic:spPr>
+                </pic:pic>
+              </a:graphicData>
+            </a:graphic>
+          </wp:inline>
+        </w:drawing>
+      </w:r>
+    </w:p>
+    <w:p>
+      <w:pPr>
+        <w:pStyle w:val="Prrafodelista"/>
+        <w:numPr>
+          <w:ilvl w:val="0"/>
+          <w:numId w:val="10"/>
+        </w:numPr>
+        <w:spacing w:after="0"/>
+        <w:jc w:val="both"/>
+        <w:rPr>
+          <w:rFonts w:ascii="Dax-Regular" w:hAnsi="Dax-Regular"/>
+          <w:lang w:val="es-CO"/>
+        </w:rPr>
+      </w:pPr>
+      <w:r>
+        <w:rPr>
+          <w:rFonts w:ascii="Dax-Regular" w:hAnsi="Dax-Regular"/>
+          <w:lang w:val="es-CO"/>
+        </w:rPr>
+        <w:t>Comparación de factor de carga y tiempo de ejecución para LINEAR PROBING y SEPARATE CHAINING (Máquina 2)</w:t>
+      </w:r>
+    </w:p>
+    <w:p>
+      <w:pPr>
+        <w:spacing w:before="120" w:after="240"/>
+        <w:jc w:val="center"/>
+      </w:pPr>
+      <w:r>
+        <w:drawing>
+          <wp:inline xmlns:a="http://schemas.openxmlformats.org/drawingml/2006/main" xmlns:pic="http://schemas.openxmlformats.org/drawingml/2006/picture">
+            <wp:extent cx="5349240" cy="3127248"/>
+            <wp:docPr id="904" name="Picture 904"/>
+            <wp:cNvGraphicFramePr>
+              <a:graphicFrameLocks noChangeAspect="1"/>
+            </wp:cNvGraphicFramePr>
+            <a:graphic>
+              <a:graphicData uri="http://schemas.openxmlformats.org/drawingml/2006/picture">
+                <pic:pic>
+                  <pic:nvPicPr>
+                    <pic:cNvPr id="0" name="grafica4.png"/>
+                    <pic:cNvPicPr/>
+                  </pic:nvPicPr>
+                  <pic:blipFill>
+                    <a:blip r:embed="rId15"/>
+                    <a:stretch>
+                      <a:fillRect/>
+                    </a:stretch>
+                  </pic:blipFill>
+                  <pic:spPr>
+                    <a:xfrm>
+                      <a:off x="0" y="0"/>
+                      <a:ext cx="5349240" cy="3127248"/>
+                    </a:xfrm>
+                    <a:prstGeom prst="rect"/>
                   </pic:spPr>
                 </pic:pic>
               </a:graphicData>

--- a/Docs/Observaciones-Lab6.docx
+++ b/Docs/Observaciones-Lab6.docx
@@ -111,8 +111,7 @@
       </w:tblPr>
       <w:tblGrid>
         <w:gridCol w:w="2425"/>
-        <w:gridCol w:w="2898"/>
-        <w:gridCol w:w="2899"/>
+        <w:gridCol w:w="5797"/>
       </w:tblGrid>
       <w:tr>
         <w:trPr>
@@ -140,7 +139,7 @@
         </w:tc>
         <w:tc>
           <w:tcPr>
-            <w:tcW w:w="1763" w:type="pct"/>
+            <w:tcW w:w="3525" w:type="pct"/>
             <w:tcBorders>
               <w:top w:val="single" w:sz="4" w:space="0" w:color="auto"/>
             </w:tcBorders>
@@ -160,31 +159,6 @@
                 <w:lang w:val="es-419"/>
               </w:rPr>
               <w:t>Máquina 1</w:t>
-            </w:r>
-          </w:p>
-        </w:tc>
-        <w:tc>
-          <w:tcPr>
-            <w:tcW w:w="1763" w:type="pct"/>
-            <w:tcBorders>
-              <w:top w:val="single" w:sz="4" w:space="0" w:color="auto"/>
-            </w:tcBorders>
-          </w:tcPr>
-          <w:p>
-            <w:pPr>
-              <w:jc w:val="center"/>
-              <w:cnfStyle w:val="100000000000" w:firstRow="1" w:lastRow="0" w:firstColumn="0" w:lastColumn="0" w:oddVBand="0" w:evenVBand="0" w:oddHBand="0" w:evenHBand="0" w:firstRowFirstColumn="0" w:firstRowLastColumn="0" w:lastRowFirstColumn="0" w:lastRowLastColumn="0"/>
-              <w:rPr>
-                <w:rFonts w:ascii="Dax-Regular" w:hAnsi="Dax-Regular"/>
-                <w:lang w:val="es-419"/>
-              </w:rPr>
-            </w:pPr>
-            <w:r>
-              <w:rPr>
-                <w:rFonts w:ascii="Dax-Regular" w:hAnsi="Dax-Regular"/>
-                <w:lang w:val="es-419"/>
-              </w:rPr>
-              <w:t>Máquina 2</w:t>
             </w:r>
           </w:p>
         </w:tc>
@@ -218,7 +192,7 @@
         </w:tc>
         <w:tc>
           <w:tcPr>
-            <w:tcW w:w="1763" w:type="pct"/>
+            <w:tcW w:w="3525" w:type="pct"/>
           </w:tcPr>
           <w:p>
             <w:pPr>
@@ -235,28 +209,6 @@
                 <w:lang w:val="es-419"/>
               </w:rPr>
               <w:t>12th Gen Intel(R) Core(TM) i5-1235U</w:t>
-            </w:r>
-          </w:p>
-        </w:tc>
-        <w:tc>
-          <w:tcPr>
-            <w:tcW w:w="1763" w:type="pct"/>
-          </w:tcPr>
-          <w:p>
-            <w:pPr>
-              <w:jc w:val="both"/>
-              <w:cnfStyle w:val="000000100000" w:firstRow="0" w:lastRow="0" w:firstColumn="0" w:lastColumn="0" w:oddVBand="0" w:evenVBand="0" w:oddHBand="1" w:evenHBand="0" w:firstRowFirstColumn="0" w:firstRowLastColumn="0" w:lastRowFirstColumn="0" w:lastRowLastColumn="0"/>
-              <w:rPr>
-                <w:rFonts w:ascii="Dax-Regular" w:hAnsi="Dax-Regular"/>
-                <w:lang w:val="es-419"/>
-              </w:rPr>
-            </w:pPr>
-            <w:r>
-              <w:rPr>
-                <w:rFonts w:ascii="Dax-Regular" w:hAnsi="Dax-Regular"/>
-                <w:lang w:val="es-419"/>
-              </w:rPr>
-              <w:t>12th Gen Intel(R) Core(TM) i5-12500H</w:t>
             </w:r>
           </w:p>
         </w:tc>
@@ -289,7 +241,7 @@
         </w:tc>
         <w:tc>
           <w:tcPr>
-            <w:tcW w:w="1763" w:type="pct"/>
+            <w:tcW w:w="3525" w:type="pct"/>
           </w:tcPr>
           <w:p>
             <w:pPr>
@@ -306,28 +258,6 @@
                 <w:lang w:val="es-419"/>
               </w:rPr>
               <w:t>12 GB</w:t>
-            </w:r>
-          </w:p>
-        </w:tc>
-        <w:tc>
-          <w:tcPr>
-            <w:tcW w:w="1763" w:type="pct"/>
-          </w:tcPr>
-          <w:p>
-            <w:pPr>
-              <w:jc w:val="both"/>
-              <w:cnfStyle w:val="000000000000" w:firstRow="0" w:lastRow="0" w:firstColumn="0" w:lastColumn="0" w:oddVBand="0" w:evenVBand="0" w:oddHBand="0" w:evenHBand="0" w:firstRowFirstColumn="0" w:firstRowLastColumn="0" w:lastRowFirstColumn="0" w:lastRowLastColumn="0"/>
-              <w:rPr>
-                <w:rFonts w:ascii="Dax-Regular" w:hAnsi="Dax-Regular"/>
-                <w:lang w:val="es-419"/>
-              </w:rPr>
-            </w:pPr>
-            <w:r>
-              <w:rPr>
-                <w:rFonts w:ascii="Dax-Regular" w:hAnsi="Dax-Regular"/>
-                <w:lang w:val="es-419"/>
-              </w:rPr>
-              <w:t>16 GB</w:t>
             </w:r>
           </w:p>
         </w:tc>
@@ -361,29 +291,7 @@
         </w:tc>
         <w:tc>
           <w:tcPr>
-            <w:tcW w:w="1763" w:type="pct"/>
-          </w:tcPr>
-          <w:p>
-            <w:pPr>
-              <w:jc w:val="both"/>
-              <w:cnfStyle w:val="000000100000" w:firstRow="0" w:lastRow="0" w:firstColumn="0" w:lastColumn="0" w:oddVBand="0" w:evenVBand="0" w:oddHBand="1" w:evenHBand="0" w:firstRowFirstColumn="0" w:firstRowLastColumn="0" w:lastRowFirstColumn="0" w:lastRowLastColumn="0"/>
-              <w:rPr>
-                <w:rFonts w:ascii="Dax-Regular" w:hAnsi="Dax-Regular"/>
-                <w:lang w:val="es-419"/>
-              </w:rPr>
-            </w:pPr>
-            <w:r>
-              <w:rPr>
-                <w:rFonts w:ascii="Dax-Regular" w:hAnsi="Dax-Regular"/>
-                <w:lang w:val="es-419"/>
-              </w:rPr>
-              <w:t>Windows 11 Home Single Language 64 bits</w:t>
-            </w:r>
-          </w:p>
-        </w:tc>
-        <w:tc>
-          <w:tcPr>
-            <w:tcW w:w="1763" w:type="pct"/>
+            <w:tcW w:w="3525" w:type="pct"/>
           </w:tcPr>
           <w:p>
             <w:pPr>
@@ -1857,1324 +1765,6 @@
         <w:t xml:space="preserve">CHAINING </w:t>
       </w:r>
     </w:p>
-    <w:tbl>
-      <w:tblPr>
-        <w:tblW w:w="5000" w:type="pct"/>
-        <w:tblLook w:val="04A0" w:firstRow="1" w:lastRow="0" w:firstColumn="1" w:lastColumn="0" w:noHBand="0" w:noVBand="1"/>
-      </w:tblPr>
-      <w:tblGrid>
-        <w:gridCol w:w="3324"/>
-        <w:gridCol w:w="3134"/>
-        <w:gridCol w:w="2902"/>
-      </w:tblGrid>
-      <w:tr>
-        <w:trPr>
-          <w:trHeight w:val="360"/>
-        </w:trPr>
-        <w:tc>
-          <w:tcPr>
-            <w:tcW w:w="5000" w:type="pct"/>
-            <w:gridSpan w:val="3"/>
-            <w:tcBorders>
-              <w:top w:val="nil"/>
-              <w:left w:val="nil"/>
-              <w:bottom w:val="nil"/>
-              <w:right w:val="nil"/>
-            </w:tcBorders>
-            <w:noWrap/>
-            <w:vAlign w:val="center"/>
-            <w:hideMark/>
-          </w:tcPr>
-          <w:p>
-            <w:pPr>
-              <w:spacing w:after="0" w:line="240" w:lineRule="auto"/>
-              <w:jc w:val="center"/>
-              <w:rPr>
-                <w:rFonts w:ascii="Calibri" w:eastAsia="Times New Roman" w:hAnsi="Calibri" w:cs="Calibri"/>
-                <w:b/>
-                <w:bCs/>
-                <w:i/>
-                <w:iCs/>
-                <w:color w:val="000000"/>
-                <w:sz w:val="28"/>
-                <w:szCs w:val="28"/>
-                <w:u w:val="single"/>
-                <w:lang w:val="es-419"/>
-              </w:rPr>
-            </w:pPr>
-            <w:r>
-              <w:rPr>
-                <w:rFonts w:ascii="Calibri" w:eastAsia="Times New Roman" w:hAnsi="Calibri" w:cs="Calibri"/>
-                <w:b/>
-                <w:bCs/>
-                <w:i/>
-                <w:iCs/>
-                <w:color w:val="000000"/>
-                <w:sz w:val="28"/>
-                <w:szCs w:val="28"/>
-                <w:u w:val="single"/>
-                <w:lang w:val="es-419"/>
-              </w:rPr>
-              <w:t>Carga de Catálogo LINEAR PROBING – MÁQUINA 2</w:t>
-            </w:r>
-          </w:p>
-        </w:tc>
-      </w:tr>
-      <w:tr>
-        <w:trPr>
-          <w:trHeight w:val="107"/>
-        </w:trPr>
-        <w:tc>
-          <w:tcPr>
-            <w:tcW w:w="1776" w:type="pct"/>
-            <w:tcBorders>
-              <w:top w:val="single" w:sz="4" w:space="0" w:color="000000"/>
-              <w:left w:val="nil"/>
-              <w:bottom w:val="single" w:sz="4" w:space="0" w:color="000000"/>
-              <w:right w:val="nil"/>
-            </w:tcBorders>
-            <w:vAlign w:val="center"/>
-            <w:hideMark/>
-          </w:tcPr>
-          <w:p>
-            <w:pPr>
-              <w:spacing w:after="0" w:line="240" w:lineRule="auto"/>
-              <w:jc w:val="center"/>
-              <w:rPr>
-                <w:rFonts w:ascii="Calibri" w:eastAsia="Times New Roman" w:hAnsi="Calibri" w:cs="Calibri"/>
-                <w:b/>
-                <w:bCs/>
-                <w:color w:val="000000"/>
-                <w:lang w:val="es-419"/>
-              </w:rPr>
-            </w:pPr>
-            <w:r>
-              <w:rPr>
-                <w:rFonts w:ascii="Calibri" w:eastAsia="Times New Roman" w:hAnsi="Calibri" w:cs="Calibri"/>
-                <w:b/>
-                <w:bCs/>
-                <w:color w:val="000000"/>
-                <w:lang w:val="es-419"/>
-              </w:rPr>
-              <w:t>Factor de Carga (PROBING)</w:t>
-            </w:r>
-          </w:p>
-        </w:tc>
-        <w:tc>
-          <w:tcPr>
-            <w:tcW w:w="1674" w:type="pct"/>
-            <w:tcBorders>
-              <w:top w:val="single" w:sz="4" w:space="0" w:color="000000"/>
-              <w:left w:val="nil"/>
-              <w:bottom w:val="single" w:sz="4" w:space="0" w:color="000000"/>
-              <w:right w:val="nil"/>
-            </w:tcBorders>
-            <w:vAlign w:val="center"/>
-            <w:hideMark/>
-          </w:tcPr>
-          <w:p>
-            <w:pPr>
-              <w:spacing w:after="0" w:line="240" w:lineRule="auto"/>
-              <w:jc w:val="center"/>
-              <w:rPr>
-                <w:rFonts w:ascii="Calibri" w:eastAsia="Times New Roman" w:hAnsi="Calibri" w:cs="Calibri"/>
-                <w:b/>
-                <w:bCs/>
-                <w:color w:val="000000"/>
-                <w:lang w:val="es-419"/>
-              </w:rPr>
-            </w:pPr>
-            <w:r>
-              <w:rPr>
-                <w:rFonts w:ascii="Calibri" w:eastAsia="Times New Roman" w:hAnsi="Calibri" w:cs="Calibri"/>
-                <w:b/>
-                <w:bCs/>
-                <w:color w:val="000000"/>
-                <w:lang w:val="es-419"/>
-              </w:rPr>
-              <w:t>Consumo de Datos [kB]</w:t>
-            </w:r>
-          </w:p>
-        </w:tc>
-        <w:tc>
-          <w:tcPr>
-            <w:tcW w:w="1550" w:type="pct"/>
-            <w:tcBorders>
-              <w:top w:val="single" w:sz="4" w:space="0" w:color="000000"/>
-              <w:left w:val="nil"/>
-              <w:bottom w:val="single" w:sz="4" w:space="0" w:color="000000"/>
-              <w:right w:val="nil"/>
-            </w:tcBorders>
-            <w:vAlign w:val="center"/>
-            <w:hideMark/>
-          </w:tcPr>
-          <w:p>
-            <w:pPr>
-              <w:spacing w:after="0" w:line="240" w:lineRule="auto"/>
-              <w:jc w:val="center"/>
-              <w:rPr>
-                <w:rFonts w:ascii="Calibri" w:eastAsia="Times New Roman" w:hAnsi="Calibri" w:cs="Calibri"/>
-                <w:b/>
-                <w:bCs/>
-                <w:color w:val="000000"/>
-                <w:lang w:val="es-419"/>
-              </w:rPr>
-            </w:pPr>
-            <w:r>
-              <w:rPr>
-                <w:rFonts w:ascii="Calibri" w:eastAsia="Times New Roman" w:hAnsi="Calibri" w:cs="Calibri"/>
-                <w:b/>
-                <w:bCs/>
-                <w:color w:val="000000"/>
-                <w:lang w:val="es-419"/>
-              </w:rPr>
-              <w:t>Tiempo de Ejecución Real @LP [ms]</w:t>
-            </w:r>
-          </w:p>
-        </w:tc>
-      </w:tr>
-      <w:tr>
-        <w:trPr>
-          <w:trHeight w:val="40"/>
-        </w:trPr>
-        <w:tc>
-          <w:tcPr>
-            <w:tcW w:w="1776" w:type="pct"/>
-            <w:tcBorders>
-              <w:top w:val="nil"/>
-              <w:left w:val="nil"/>
-              <w:bottom w:val="nil"/>
-              <w:right w:val="nil"/>
-            </w:tcBorders>
-            <w:shd w:val="clear" w:color="000000" w:fill="D9D9D9"/>
-            <w:vAlign w:val="center"/>
-            <w:hideMark/>
-          </w:tcPr>
-          <w:p>
-            <w:pPr>
-              <w:spacing w:after="0" w:line="240" w:lineRule="auto"/>
-              <w:jc w:val="center"/>
-              <w:rPr>
-                <w:rFonts w:ascii="Calibri" w:eastAsia="Times New Roman" w:hAnsi="Calibri" w:cs="Calibri"/>
-                <w:color w:val="000000"/>
-                <w:lang w:val="es-419"/>
-              </w:rPr>
-            </w:pPr>
-            <w:r>
-              <w:rPr>
-                <w:rFonts w:ascii="Calibri" w:eastAsia="Times New Roman" w:hAnsi="Calibri" w:cs="Calibri"/>
-                <w:color w:val="000000"/>
-                <w:lang w:val="es-419"/>
-              </w:rPr>
-              <w:t>0.1</w:t>
-            </w:r>
-          </w:p>
-        </w:tc>
-        <w:tc>
-          <w:tcPr>
-            <w:tcW w:w="1674" w:type="pct"/>
-            <w:tcBorders>
-              <w:top w:val="nil"/>
-              <w:left w:val="nil"/>
-              <w:bottom w:val="nil"/>
-              <w:right w:val="nil"/>
-            </w:tcBorders>
-            <w:shd w:val="clear" w:color="D9D9D9" w:fill="D9D9D9"/>
-            <w:vAlign w:val="center"/>
-          </w:tcPr>
-          <w:p>
-            <w:pPr>
-              <w:spacing w:after="0" w:line="240" w:lineRule="auto"/>
-              <w:jc w:val="center"/>
-              <w:rPr>
-                <w:rFonts w:ascii="Calibri" w:eastAsia="Times New Roman" w:hAnsi="Calibri" w:cs="Calibri"/>
-                <w:color w:val="000000"/>
-                <w:lang w:val="es-419"/>
-              </w:rPr>
-            </w:pPr>
-            <w:r>
-              <w:rPr>
-                <w:rFonts w:ascii="Calibri" w:eastAsia="Times New Roman" w:hAnsi="Calibri" w:cs="Calibri"/>
-                <w:color w:val="000000"/>
-                <w:lang w:val="es-419"/>
-              </w:rPr>
-              <w:t>467 473.29</w:t>
-            </w:r>
-          </w:p>
-        </w:tc>
-        <w:tc>
-          <w:tcPr>
-            <w:tcW w:w="1550" w:type="pct"/>
-            <w:tcBorders>
-              <w:top w:val="nil"/>
-              <w:left w:val="nil"/>
-              <w:bottom w:val="nil"/>
-              <w:right w:val="nil"/>
-            </w:tcBorders>
-            <w:shd w:val="clear" w:color="D9D9D9" w:fill="D9D9D9"/>
-            <w:noWrap/>
-            <w:vAlign w:val="center"/>
-          </w:tcPr>
-          <w:p>
-            <w:pPr>
-              <w:spacing w:after="0" w:line="240" w:lineRule="auto"/>
-              <w:jc w:val="center"/>
-              <w:rPr>
-                <w:rFonts w:ascii="Calibri" w:eastAsia="Times New Roman" w:hAnsi="Calibri" w:cs="Calibri"/>
-                <w:color w:val="000000"/>
-                <w:lang w:val="es-419"/>
-              </w:rPr>
-            </w:pPr>
-            <w:r>
-              <w:rPr>
-                <w:rFonts w:ascii="Calibri" w:eastAsia="Times New Roman" w:hAnsi="Calibri" w:cs="Calibri"/>
-                <w:color w:val="000000"/>
-                <w:lang w:val="es-419"/>
-              </w:rPr>
-              <w:t>5 852.00</w:t>
-            </w:r>
-          </w:p>
-        </w:tc>
-      </w:tr>
-      <w:tr>
-        <w:trPr>
-          <w:trHeight w:val="50"/>
-        </w:trPr>
-        <w:tc>
-          <w:tcPr>
-            <w:tcW w:w="1776" w:type="pct"/>
-            <w:tcBorders>
-              <w:top w:val="nil"/>
-              <w:left w:val="nil"/>
-              <w:bottom w:val="nil"/>
-              <w:right w:val="nil"/>
-            </w:tcBorders>
-            <w:vAlign w:val="center"/>
-            <w:hideMark/>
-          </w:tcPr>
-          <w:p>
-            <w:pPr>
-              <w:spacing w:after="0" w:line="240" w:lineRule="auto"/>
-              <w:jc w:val="center"/>
-              <w:rPr>
-                <w:rFonts w:ascii="Calibri" w:eastAsia="Times New Roman" w:hAnsi="Calibri" w:cs="Calibri"/>
-                <w:color w:val="000000"/>
-                <w:lang w:val="es-419"/>
-              </w:rPr>
-            </w:pPr>
-            <w:r>
-              <w:rPr>
-                <w:rFonts w:ascii="Calibri" w:eastAsia="Times New Roman" w:hAnsi="Calibri" w:cs="Calibri"/>
-                <w:color w:val="000000"/>
-                <w:lang w:val="es-419"/>
-              </w:rPr>
-              <w:t>0.5</w:t>
-            </w:r>
-          </w:p>
-        </w:tc>
-        <w:tc>
-          <w:tcPr>
-            <w:tcW w:w="1674" w:type="pct"/>
-            <w:tcBorders>
-              <w:top w:val="nil"/>
-              <w:left w:val="nil"/>
-              <w:bottom w:val="nil"/>
-              <w:right w:val="nil"/>
-            </w:tcBorders>
-            <w:vAlign w:val="center"/>
-          </w:tcPr>
-          <w:p>
-            <w:pPr>
-              <w:spacing w:after="0" w:line="240" w:lineRule="auto"/>
-              <w:jc w:val="center"/>
-              <w:rPr>
-                <w:rFonts w:ascii="Calibri" w:eastAsia="Times New Roman" w:hAnsi="Calibri" w:cs="Calibri"/>
-                <w:color w:val="000000"/>
-                <w:lang w:val="es-419"/>
-              </w:rPr>
-            </w:pPr>
-            <w:r>
-              <w:rPr>
-                <w:rFonts w:ascii="Calibri" w:eastAsia="Times New Roman" w:hAnsi="Calibri" w:cs="Calibri"/>
-                <w:color w:val="000000"/>
-                <w:lang w:val="es-419"/>
-              </w:rPr>
-              <w:t>379 217.02</w:t>
-            </w:r>
-          </w:p>
-        </w:tc>
-        <w:tc>
-          <w:tcPr>
-            <w:tcW w:w="1550" w:type="pct"/>
-            <w:tcBorders>
-              <w:top w:val="nil"/>
-              <w:left w:val="nil"/>
-              <w:bottom w:val="nil"/>
-              <w:right w:val="nil"/>
-            </w:tcBorders>
-            <w:noWrap/>
-            <w:vAlign w:val="center"/>
-          </w:tcPr>
-          <w:p>
-            <w:pPr>
-              <w:spacing w:after="0" w:line="240" w:lineRule="auto"/>
-              <w:jc w:val="center"/>
-              <w:rPr>
-                <w:rFonts w:ascii="Calibri" w:eastAsia="Times New Roman" w:hAnsi="Calibri" w:cs="Calibri"/>
-                <w:color w:val="000000"/>
-                <w:lang w:val="es-419"/>
-              </w:rPr>
-            </w:pPr>
-            <w:r>
-              <w:rPr>
-                <w:rFonts w:ascii="Calibri" w:eastAsia="Times New Roman" w:hAnsi="Calibri" w:cs="Calibri"/>
-                <w:color w:val="000000"/>
-                <w:lang w:val="es-419"/>
-              </w:rPr>
-              <w:t>5 034.00</w:t>
-            </w:r>
-          </w:p>
-        </w:tc>
-      </w:tr>
-      <w:tr>
-        <w:trPr>
-          <w:trHeight w:val="287"/>
-        </w:trPr>
-        <w:tc>
-          <w:tcPr>
-            <w:tcW w:w="1776" w:type="pct"/>
-            <w:tcBorders>
-              <w:top w:val="nil"/>
-              <w:left w:val="nil"/>
-              <w:right w:val="nil"/>
-            </w:tcBorders>
-            <w:shd w:val="clear" w:color="000000" w:fill="D9D9D9"/>
-            <w:vAlign w:val="center"/>
-            <w:hideMark/>
-          </w:tcPr>
-          <w:p>
-            <w:pPr>
-              <w:spacing w:after="0" w:line="240" w:lineRule="auto"/>
-              <w:jc w:val="center"/>
-              <w:rPr>
-                <w:rFonts w:ascii="Calibri" w:eastAsia="Times New Roman" w:hAnsi="Calibri" w:cs="Calibri"/>
-                <w:color w:val="000000"/>
-                <w:lang w:val="es-419"/>
-              </w:rPr>
-            </w:pPr>
-            <w:r>
-              <w:rPr>
-                <w:rFonts w:ascii="Calibri" w:eastAsia="Times New Roman" w:hAnsi="Calibri" w:cs="Calibri"/>
-                <w:color w:val="000000"/>
-                <w:lang w:val="es-419"/>
-              </w:rPr>
-              <w:t>0.7</w:t>
-            </w:r>
-          </w:p>
-        </w:tc>
-        <w:tc>
-          <w:tcPr>
-            <w:tcW w:w="1674" w:type="pct"/>
-            <w:tcBorders>
-              <w:top w:val="nil"/>
-              <w:left w:val="nil"/>
-              <w:right w:val="nil"/>
-            </w:tcBorders>
-            <w:shd w:val="clear" w:color="D9D9D9" w:fill="D9D9D9"/>
-            <w:vAlign w:val="center"/>
-          </w:tcPr>
-          <w:p>
-            <w:pPr>
-              <w:spacing w:after="0" w:line="240" w:lineRule="auto"/>
-              <w:jc w:val="center"/>
-              <w:rPr>
-                <w:rFonts w:ascii="Calibri" w:eastAsia="Times New Roman" w:hAnsi="Calibri" w:cs="Calibri"/>
-                <w:color w:val="000000"/>
-                <w:lang w:val="es-419"/>
-              </w:rPr>
-            </w:pPr>
-            <w:r>
-              <w:rPr>
-                <w:rFonts w:ascii="Calibri" w:eastAsia="Times New Roman" w:hAnsi="Calibri" w:cs="Calibri"/>
-                <w:color w:val="000000"/>
-                <w:lang w:val="es-419"/>
-              </w:rPr>
-              <w:t>372 786.98</w:t>
-            </w:r>
-          </w:p>
-        </w:tc>
-        <w:tc>
-          <w:tcPr>
-            <w:tcW w:w="1550" w:type="pct"/>
-            <w:tcBorders>
-              <w:top w:val="nil"/>
-              <w:left w:val="nil"/>
-              <w:right w:val="nil"/>
-            </w:tcBorders>
-            <w:shd w:val="clear" w:color="D9D9D9" w:fill="D9D9D9"/>
-            <w:noWrap/>
-            <w:vAlign w:val="center"/>
-          </w:tcPr>
-          <w:p>
-            <w:pPr>
-              <w:spacing w:after="0" w:line="240" w:lineRule="auto"/>
-              <w:jc w:val="center"/>
-              <w:rPr>
-                <w:rFonts w:ascii="Calibri" w:eastAsia="Times New Roman" w:hAnsi="Calibri" w:cs="Calibri"/>
-                <w:color w:val="000000"/>
-                <w:lang w:val="es-419"/>
-              </w:rPr>
-            </w:pPr>
-            <w:r>
-              <w:rPr>
-                <w:rFonts w:ascii="Calibri" w:eastAsia="Times New Roman" w:hAnsi="Calibri" w:cs="Calibri"/>
-                <w:color w:val="000000"/>
-                <w:lang w:val="es-419"/>
-              </w:rPr>
-              <w:t>5 549.00</w:t>
-            </w:r>
-          </w:p>
-        </w:tc>
-      </w:tr>
-      <w:tr>
-        <w:trPr>
-          <w:trHeight w:val="294"/>
-        </w:trPr>
-        <w:tc>
-          <w:tcPr>
-            <w:tcW w:w="1776" w:type="pct"/>
-            <w:tcBorders>
-              <w:top w:val="nil"/>
-              <w:left w:val="nil"/>
-              <w:bottom w:val="single" w:sz="4" w:space="0" w:color="auto"/>
-              <w:right w:val="nil"/>
-            </w:tcBorders>
-            <w:vAlign w:val="center"/>
-            <w:hideMark/>
-          </w:tcPr>
-          <w:p>
-            <w:pPr>
-              <w:spacing w:after="0" w:line="240" w:lineRule="auto"/>
-              <w:jc w:val="center"/>
-              <w:rPr>
-                <w:rFonts w:ascii="Calibri" w:eastAsia="Times New Roman" w:hAnsi="Calibri" w:cs="Calibri"/>
-                <w:color w:val="000000"/>
-                <w:lang w:val="es-419"/>
-              </w:rPr>
-            </w:pPr>
-            <w:r>
-              <w:rPr>
-                <w:rFonts w:ascii="Calibri" w:eastAsia="Times New Roman" w:hAnsi="Calibri" w:cs="Calibri"/>
-                <w:color w:val="000000"/>
-                <w:lang w:val="es-419"/>
-              </w:rPr>
-              <w:t>0.9</w:t>
-            </w:r>
-          </w:p>
-        </w:tc>
-        <w:tc>
-          <w:tcPr>
-            <w:tcW w:w="1674" w:type="pct"/>
-            <w:tcBorders>
-              <w:top w:val="nil"/>
-              <w:left w:val="nil"/>
-              <w:bottom w:val="single" w:sz="4" w:space="0" w:color="auto"/>
-              <w:right w:val="nil"/>
-            </w:tcBorders>
-            <w:vAlign w:val="center"/>
-          </w:tcPr>
-          <w:p>
-            <w:pPr>
-              <w:spacing w:after="0" w:line="240" w:lineRule="auto"/>
-              <w:jc w:val="center"/>
-              <w:rPr>
-                <w:rFonts w:ascii="Calibri" w:eastAsia="Times New Roman" w:hAnsi="Calibri" w:cs="Calibri"/>
-                <w:color w:val="000000"/>
-                <w:lang w:val="es-419"/>
-              </w:rPr>
-            </w:pPr>
-            <w:r>
-              <w:rPr>
-                <w:rFonts w:ascii="Calibri" w:eastAsia="Times New Roman" w:hAnsi="Calibri" w:cs="Calibri"/>
-                <w:color w:val="000000"/>
-                <w:lang w:val="es-419"/>
-              </w:rPr>
-              <w:t>368 143.08</w:t>
-            </w:r>
-          </w:p>
-        </w:tc>
-        <w:tc>
-          <w:tcPr>
-            <w:tcW w:w="1550" w:type="pct"/>
-            <w:tcBorders>
-              <w:top w:val="nil"/>
-              <w:left w:val="nil"/>
-              <w:bottom w:val="single" w:sz="4" w:space="0" w:color="auto"/>
-              <w:right w:val="nil"/>
-            </w:tcBorders>
-            <w:noWrap/>
-            <w:vAlign w:val="center"/>
-          </w:tcPr>
-          <w:p>
-            <w:pPr>
-              <w:spacing w:after="0" w:line="240" w:lineRule="auto"/>
-              <w:jc w:val="center"/>
-              <w:rPr>
-                <w:rFonts w:ascii="Calibri" w:eastAsia="Times New Roman" w:hAnsi="Calibri" w:cs="Calibri"/>
-                <w:color w:val="000000"/>
-                <w:lang w:val="es-419"/>
-              </w:rPr>
-            </w:pPr>
-            <w:r>
-              <w:rPr>
-                <w:rFonts w:ascii="Calibri" w:eastAsia="Times New Roman" w:hAnsi="Calibri" w:cs="Calibri"/>
-                <w:color w:val="000000"/>
-                <w:lang w:val="es-419"/>
-              </w:rPr>
-              <w:t>5 695.00</w:t>
-            </w:r>
-          </w:p>
-        </w:tc>
-      </w:tr>
-    </w:tbl>
-    <w:p>
-      <w:pPr>
-        <w:pStyle w:val="Descripcin"/>
-        <w:jc w:val="center"/>
-        <w:rPr>
-          <w:lang w:val="es-CO"/>
-        </w:rPr>
-      </w:pPr>
-      <w:bookmarkStart w:id="1" w:name="_Ref66842973"/>
-      <w:r>
-        <w:rPr>
-          <w:lang w:val="es-CO"/>
-        </w:rPr>
-        <w:t xml:space="preserve">Tabla 4. Comparación de consumo de datos y tiempo de ejecución para carga de catálogo con el índice por categorías utilizando LINEAR PROBING en la Máquina 2</w:t>
-      </w:r>
-      <w:r>
-        <w:rPr>
-          <w:lang w:val="es-CO"/>
-        </w:rPr>
-        <w:fldChar w:fldCharType="begin"/>
-      </w:r>
-      <w:r>
-        <w:rPr>
-          <w:lang w:val="es-CO"/>
-        </w:rPr>
-        <w:instrText xml:space="preserve"> SEQ Tabla \* ARABIC </w:instrText>
-      </w:r>
-      <w:r>
-        <w:rPr>
-          <w:lang w:val="es-CO"/>
-        </w:rPr>
-        <w:fldChar w:fldCharType="separate"/>
-      </w:r>
-      <w:r>
-        <w:rPr>
-          <w:noProof/>
-          <w:lang w:val="es-CO"/>
-        </w:rPr>
-        <w:t/>
-      </w:r>
-      <w:r>
-        <w:rPr>
-          <w:lang w:val="es-CO"/>
-        </w:rPr>
-        <w:fldChar w:fldCharType="end"/>
-      </w:r>
-      <w:bookmarkEnd w:id="1"/>
-      <w:r>
-        <w:rPr>
-          <w:lang w:val="es-CO"/>
-        </w:rPr>
-        <w:t xml:space="preserve"/>
-      </w:r>
-      <w:r>
-        <w:rPr>
-          <w:lang w:val="es-CO"/>
-        </w:rPr>
-        <w:t/>
-      </w:r>
-      <w:r>
-        <w:rPr>
-          <w:lang w:val="es-CO"/>
-        </w:rPr>
-        <w:t xml:space="preserve"/>
-      </w:r>
-      <w:r>
-        <w:rPr>
-          <w:smallCaps/>
-          <w:lang w:val="es-CO"/>
-        </w:rPr>
-        <w:t xml:space="preserve"/>
-      </w:r>
-      <w:r>
-        <w:rPr>
-          <w:lang w:val="es-CO"/>
-        </w:rPr>
-        <w:t xml:space="preserve"/>
-      </w:r>
-    </w:p>
-    <w:tbl>
-      <w:tblPr>
-        <w:tblW w:w="5000" w:type="pct"/>
-        <w:tblLook w:val="04A0" w:firstRow="1" w:lastRow="0" w:firstColumn="1" w:lastColumn="0" w:noHBand="0" w:noVBand="1"/>
-      </w:tblPr>
-      <w:tblGrid>
-        <w:gridCol w:w="3324"/>
-        <w:gridCol w:w="3134"/>
-        <w:gridCol w:w="2902"/>
-      </w:tblGrid>
-      <w:tr>
-        <w:trPr>
-          <w:trHeight w:val="360"/>
-        </w:trPr>
-        <w:tc>
-          <w:tcPr>
-            <w:tcW w:w="5000" w:type="pct"/>
-            <w:gridSpan w:val="3"/>
-            <w:tcBorders>
-              <w:top w:val="nil"/>
-              <w:left w:val="nil"/>
-              <w:bottom w:val="nil"/>
-              <w:right w:val="nil"/>
-            </w:tcBorders>
-            <w:noWrap/>
-            <w:vAlign w:val="center"/>
-            <w:hideMark/>
-          </w:tcPr>
-          <w:p>
-            <w:pPr>
-              <w:spacing w:after="0" w:line="240" w:lineRule="auto"/>
-              <w:jc w:val="center"/>
-              <w:rPr>
-                <w:rFonts w:ascii="Calibri" w:eastAsia="Times New Roman" w:hAnsi="Calibri" w:cs="Calibri"/>
-                <w:b/>
-                <w:bCs/>
-                <w:i/>
-                <w:iCs/>
-                <w:color w:val="000000"/>
-                <w:sz w:val="28"/>
-                <w:szCs w:val="28"/>
-                <w:u w:val="single"/>
-                <w:lang w:val="es-419"/>
-              </w:rPr>
-            </w:pPr>
-            <w:r>
-              <w:rPr>
-                <w:rFonts w:ascii="Calibri" w:eastAsia="Times New Roman" w:hAnsi="Calibri" w:cs="Calibri"/>
-                <w:b/>
-                <w:bCs/>
-                <w:i/>
-                <w:iCs/>
-                <w:color w:val="000000"/>
-                <w:sz w:val="28"/>
-                <w:szCs w:val="28"/>
-                <w:u w:val="single"/>
-                <w:lang w:val="es-419"/>
-              </w:rPr>
-              <w:t>Carga de Catálogo SEPARATE CHAINING – MÁQUINA 2</w:t>
-            </w:r>
-          </w:p>
-        </w:tc>
-      </w:tr>
-      <w:tr>
-        <w:trPr>
-          <w:trHeight w:val="574"/>
-        </w:trPr>
-        <w:tc>
-          <w:tcPr>
-            <w:tcW w:w="1776" w:type="pct"/>
-            <w:tcBorders>
-              <w:top w:val="single" w:sz="4" w:space="0" w:color="000000"/>
-              <w:left w:val="nil"/>
-              <w:bottom w:val="single" w:sz="4" w:space="0" w:color="000000"/>
-              <w:right w:val="nil"/>
-            </w:tcBorders>
-            <w:vAlign w:val="center"/>
-            <w:hideMark/>
-          </w:tcPr>
-          <w:p>
-            <w:pPr>
-              <w:spacing w:after="0" w:line="240" w:lineRule="auto"/>
-              <w:jc w:val="center"/>
-              <w:rPr>
-                <w:rFonts w:ascii="Calibri" w:eastAsia="Times New Roman" w:hAnsi="Calibri" w:cs="Calibri"/>
-                <w:b/>
-                <w:bCs/>
-                <w:color w:val="000000"/>
-                <w:lang w:val="es-419"/>
-              </w:rPr>
-            </w:pPr>
-            <w:r>
-              <w:rPr>
-                <w:rFonts w:ascii="Calibri" w:eastAsia="Times New Roman" w:hAnsi="Calibri" w:cs="Calibri"/>
-                <w:b/>
-                <w:bCs/>
-                <w:color w:val="000000"/>
-                <w:lang w:val="es-419"/>
-              </w:rPr>
-              <w:t>Factor de Carga (CHAINING)</w:t>
-            </w:r>
-          </w:p>
-        </w:tc>
-        <w:tc>
-          <w:tcPr>
-            <w:tcW w:w="1674" w:type="pct"/>
-            <w:tcBorders>
-              <w:top w:val="single" w:sz="4" w:space="0" w:color="000000"/>
-              <w:left w:val="nil"/>
-              <w:bottom w:val="single" w:sz="4" w:space="0" w:color="000000"/>
-              <w:right w:val="nil"/>
-            </w:tcBorders>
-            <w:vAlign w:val="center"/>
-            <w:hideMark/>
-          </w:tcPr>
-          <w:p>
-            <w:pPr>
-              <w:spacing w:after="0" w:line="240" w:lineRule="auto"/>
-              <w:jc w:val="center"/>
-              <w:rPr>
-                <w:rFonts w:ascii="Calibri" w:eastAsia="Times New Roman" w:hAnsi="Calibri" w:cs="Calibri"/>
-                <w:b/>
-                <w:bCs/>
-                <w:color w:val="000000"/>
-                <w:lang w:val="es-419"/>
-              </w:rPr>
-            </w:pPr>
-            <w:r>
-              <w:rPr>
-                <w:rFonts w:ascii="Calibri" w:eastAsia="Times New Roman" w:hAnsi="Calibri" w:cs="Calibri"/>
-                <w:b/>
-                <w:bCs/>
-                <w:color w:val="000000"/>
-                <w:lang w:val="es-419"/>
-              </w:rPr>
-              <w:t>Consumo de Datos [kB]</w:t>
-            </w:r>
-          </w:p>
-        </w:tc>
-        <w:tc>
-          <w:tcPr>
-            <w:tcW w:w="1550" w:type="pct"/>
-            <w:tcBorders>
-              <w:top w:val="single" w:sz="4" w:space="0" w:color="000000"/>
-              <w:left w:val="nil"/>
-              <w:bottom w:val="single" w:sz="4" w:space="0" w:color="000000"/>
-              <w:right w:val="nil"/>
-            </w:tcBorders>
-            <w:vAlign w:val="center"/>
-            <w:hideMark/>
-          </w:tcPr>
-          <w:p>
-            <w:pPr>
-              <w:spacing w:after="0" w:line="240" w:lineRule="auto"/>
-              <w:jc w:val="center"/>
-              <w:rPr>
-                <w:rFonts w:ascii="Calibri" w:eastAsia="Times New Roman" w:hAnsi="Calibri" w:cs="Calibri"/>
-                <w:b/>
-                <w:bCs/>
-                <w:color w:val="000000"/>
-                <w:lang w:val="es-419"/>
-              </w:rPr>
-            </w:pPr>
-            <w:r>
-              <w:rPr>
-                <w:rFonts w:ascii="Calibri" w:eastAsia="Times New Roman" w:hAnsi="Calibri" w:cs="Calibri"/>
-                <w:b/>
-                <w:bCs/>
-                <w:color w:val="000000"/>
-                <w:lang w:val="es-419"/>
-              </w:rPr>
-              <w:t>Tiempo de Ejecución Real @SC [ms]</w:t>
-            </w:r>
-          </w:p>
-        </w:tc>
-      </w:tr>
-      <w:tr>
-        <w:trPr>
-          <w:trHeight w:val="287"/>
-        </w:trPr>
-        <w:tc>
-          <w:tcPr>
-            <w:tcW w:w="1776" w:type="pct"/>
-            <w:tcBorders>
-              <w:top w:val="nil"/>
-              <w:left w:val="nil"/>
-              <w:bottom w:val="nil"/>
-              <w:right w:val="nil"/>
-            </w:tcBorders>
-            <w:shd w:val="clear" w:color="D9D9D9" w:fill="D9D9D9"/>
-            <w:vAlign w:val="center"/>
-            <w:hideMark/>
-          </w:tcPr>
-          <w:p>
-            <w:pPr>
-              <w:spacing w:after="0" w:line="240" w:lineRule="auto"/>
-              <w:jc w:val="center"/>
-              <w:rPr>
-                <w:rFonts w:ascii="Calibri" w:eastAsia="Times New Roman" w:hAnsi="Calibri" w:cs="Calibri"/>
-                <w:color w:val="000000"/>
-                <w:lang w:val="es-419"/>
-              </w:rPr>
-            </w:pPr>
-            <w:r>
-              <w:rPr>
-                <w:rFonts w:ascii="Calibri" w:eastAsia="Times New Roman" w:hAnsi="Calibri" w:cs="Calibri"/>
-                <w:color w:val="000000"/>
-                <w:lang w:val="es-419"/>
-              </w:rPr>
-              <w:t>2.00</w:t>
-            </w:r>
-          </w:p>
-        </w:tc>
-        <w:tc>
-          <w:tcPr>
-            <w:tcW w:w="1674" w:type="pct"/>
-            <w:tcBorders>
-              <w:top w:val="nil"/>
-              <w:left w:val="nil"/>
-              <w:bottom w:val="nil"/>
-              <w:right w:val="nil"/>
-            </w:tcBorders>
-            <w:shd w:val="clear" w:color="D9D9D9" w:fill="D9D9D9"/>
-            <w:vAlign w:val="center"/>
-          </w:tcPr>
-          <w:p>
-            <w:pPr>
-              <w:spacing w:after="0" w:line="240" w:lineRule="auto"/>
-              <w:jc w:val="center"/>
-              <w:rPr>
-                <w:rFonts w:ascii="Calibri" w:eastAsia="Times New Roman" w:hAnsi="Calibri" w:cs="Calibri"/>
-                <w:color w:val="000000"/>
-                <w:lang w:val="es-419"/>
-              </w:rPr>
-            </w:pPr>
-            <w:r>
-              <w:rPr>
-                <w:rFonts w:ascii="Calibri" w:eastAsia="Times New Roman" w:hAnsi="Calibri" w:cs="Calibri"/>
-                <w:color w:val="000000"/>
-                <w:lang w:val="es-419"/>
-              </w:rPr>
-              <w:t>397 910.36</w:t>
-            </w:r>
-          </w:p>
-        </w:tc>
-        <w:tc>
-          <w:tcPr>
-            <w:tcW w:w="1550" w:type="pct"/>
-            <w:tcBorders>
-              <w:top w:val="nil"/>
-              <w:left w:val="nil"/>
-              <w:bottom w:val="nil"/>
-              <w:right w:val="nil"/>
-            </w:tcBorders>
-            <w:shd w:val="clear" w:color="D9D9D9" w:fill="D9D9D9"/>
-            <w:vAlign w:val="center"/>
-          </w:tcPr>
-          <w:p>
-            <w:pPr>
-              <w:spacing w:after="0" w:line="240" w:lineRule="auto"/>
-              <w:jc w:val="center"/>
-              <w:rPr>
-                <w:rFonts w:ascii="Calibri" w:eastAsia="Times New Roman" w:hAnsi="Calibri" w:cs="Calibri"/>
-                <w:color w:val="000000"/>
-                <w:lang w:val="es-419"/>
-              </w:rPr>
-            </w:pPr>
-            <w:r>
-              <w:rPr>
-                <w:rFonts w:ascii="Calibri" w:eastAsia="Times New Roman" w:hAnsi="Calibri" w:cs="Calibri"/>
-                <w:color w:val="000000"/>
-                <w:lang w:val="es-419"/>
-              </w:rPr>
-              <w:t>4 995.00</w:t>
-            </w:r>
-          </w:p>
-        </w:tc>
-      </w:tr>
-      <w:tr>
-        <w:trPr>
-          <w:trHeight w:val="287"/>
-        </w:trPr>
-        <w:tc>
-          <w:tcPr>
-            <w:tcW w:w="1776" w:type="pct"/>
-            <w:tcBorders>
-              <w:top w:val="nil"/>
-              <w:left w:val="nil"/>
-              <w:bottom w:val="nil"/>
-              <w:right w:val="nil"/>
-            </w:tcBorders>
-            <w:vAlign w:val="center"/>
-            <w:hideMark/>
-          </w:tcPr>
-          <w:p>
-            <w:pPr>
-              <w:spacing w:after="0" w:line="240" w:lineRule="auto"/>
-              <w:jc w:val="center"/>
-              <w:rPr>
-                <w:rFonts w:ascii="Calibri" w:eastAsia="Times New Roman" w:hAnsi="Calibri" w:cs="Calibri"/>
-                <w:color w:val="000000"/>
-                <w:lang w:val="es-419"/>
-              </w:rPr>
-            </w:pPr>
-            <w:r>
-              <w:rPr>
-                <w:rFonts w:ascii="Calibri" w:eastAsia="Times New Roman" w:hAnsi="Calibri" w:cs="Calibri"/>
-                <w:color w:val="000000"/>
-                <w:lang w:val="es-419"/>
-              </w:rPr>
-              <w:t>4.00</w:t>
-            </w:r>
-          </w:p>
-        </w:tc>
-        <w:tc>
-          <w:tcPr>
-            <w:tcW w:w="1674" w:type="pct"/>
-            <w:tcBorders>
-              <w:top w:val="nil"/>
-              <w:left w:val="nil"/>
-              <w:bottom w:val="nil"/>
-              <w:right w:val="nil"/>
-            </w:tcBorders>
-            <w:vAlign w:val="center"/>
-          </w:tcPr>
-          <w:p>
-            <w:pPr>
-              <w:spacing w:after="0" w:line="240" w:lineRule="auto"/>
-              <w:jc w:val="center"/>
-              <w:rPr>
-                <w:rFonts w:ascii="Calibri" w:eastAsia="Times New Roman" w:hAnsi="Calibri" w:cs="Calibri"/>
-                <w:color w:val="000000"/>
-                <w:lang w:val="es-419"/>
-              </w:rPr>
-            </w:pPr>
-            <w:r>
-              <w:rPr>
-                <w:rFonts w:ascii="Calibri" w:eastAsia="Times New Roman" w:hAnsi="Calibri" w:cs="Calibri"/>
-                <w:color w:val="000000"/>
-                <w:lang w:val="es-419"/>
-              </w:rPr>
-              <w:t>393 473.95</w:t>
-            </w:r>
-          </w:p>
-        </w:tc>
-        <w:tc>
-          <w:tcPr>
-            <w:tcW w:w="1550" w:type="pct"/>
-            <w:tcBorders>
-              <w:top w:val="nil"/>
-              <w:left w:val="nil"/>
-              <w:bottom w:val="nil"/>
-              <w:right w:val="nil"/>
-            </w:tcBorders>
-            <w:vAlign w:val="center"/>
-          </w:tcPr>
-          <w:p>
-            <w:pPr>
-              <w:spacing w:after="0" w:line="240" w:lineRule="auto"/>
-              <w:jc w:val="center"/>
-              <w:rPr>
-                <w:rFonts w:ascii="Calibri" w:eastAsia="Times New Roman" w:hAnsi="Calibri" w:cs="Calibri"/>
-                <w:color w:val="000000"/>
-                <w:lang w:val="es-419"/>
-              </w:rPr>
-            </w:pPr>
-            <w:r>
-              <w:rPr>
-                <w:rFonts w:ascii="Calibri" w:eastAsia="Times New Roman" w:hAnsi="Calibri" w:cs="Calibri"/>
-                <w:color w:val="000000"/>
-                <w:lang w:val="es-419"/>
-              </w:rPr>
-              <w:t>5 372.00</w:t>
-            </w:r>
-          </w:p>
-        </w:tc>
-      </w:tr>
-      <w:tr>
-        <w:trPr>
-          <w:trHeight w:val="287"/>
-        </w:trPr>
-        <w:tc>
-          <w:tcPr>
-            <w:tcW w:w="1776" w:type="pct"/>
-            <w:tcBorders>
-              <w:top w:val="nil"/>
-              <w:left w:val="nil"/>
-              <w:bottom w:val="nil"/>
-              <w:right w:val="nil"/>
-            </w:tcBorders>
-            <w:shd w:val="clear" w:color="D9D9D9" w:fill="D9D9D9"/>
-            <w:vAlign w:val="center"/>
-            <w:hideMark/>
-          </w:tcPr>
-          <w:p>
-            <w:pPr>
-              <w:spacing w:after="0" w:line="240" w:lineRule="auto"/>
-              <w:jc w:val="center"/>
-              <w:rPr>
-                <w:rFonts w:ascii="Calibri" w:eastAsia="Times New Roman" w:hAnsi="Calibri" w:cs="Calibri"/>
-                <w:color w:val="000000"/>
-                <w:lang w:val="es-419"/>
-              </w:rPr>
-            </w:pPr>
-            <w:r>
-              <w:rPr>
-                <w:rFonts w:ascii="Calibri" w:eastAsia="Times New Roman" w:hAnsi="Calibri" w:cs="Calibri"/>
-                <w:color w:val="000000"/>
-                <w:lang w:val="es-419"/>
-              </w:rPr>
-              <w:t>6.00</w:t>
-            </w:r>
-          </w:p>
-        </w:tc>
-        <w:tc>
-          <w:tcPr>
-            <w:tcW w:w="1674" w:type="pct"/>
-            <w:tcBorders>
-              <w:top w:val="nil"/>
-              <w:left w:val="nil"/>
-              <w:bottom w:val="nil"/>
-              <w:right w:val="nil"/>
-            </w:tcBorders>
-            <w:shd w:val="clear" w:color="D9D9D9" w:fill="D9D9D9"/>
-            <w:vAlign w:val="center"/>
-          </w:tcPr>
-          <w:p>
-            <w:pPr>
-              <w:spacing w:after="0" w:line="240" w:lineRule="auto"/>
-              <w:jc w:val="center"/>
-              <w:rPr>
-                <w:rFonts w:ascii="Calibri" w:eastAsia="Times New Roman" w:hAnsi="Calibri" w:cs="Calibri"/>
-                <w:color w:val="000000"/>
-                <w:lang w:val="es-419"/>
-              </w:rPr>
-            </w:pPr>
-            <w:r>
-              <w:rPr>
-                <w:rFonts w:ascii="Calibri" w:eastAsia="Times New Roman" w:hAnsi="Calibri" w:cs="Calibri"/>
-                <w:color w:val="000000"/>
-                <w:lang w:val="es-419"/>
-              </w:rPr>
-              <w:t>392 405.91</w:t>
-            </w:r>
-          </w:p>
-        </w:tc>
-        <w:tc>
-          <w:tcPr>
-            <w:tcW w:w="1550" w:type="pct"/>
-            <w:tcBorders>
-              <w:top w:val="nil"/>
-              <w:left w:val="nil"/>
-              <w:bottom w:val="nil"/>
-              <w:right w:val="nil"/>
-            </w:tcBorders>
-            <w:shd w:val="clear" w:color="D9D9D9" w:fill="D9D9D9"/>
-            <w:vAlign w:val="center"/>
-          </w:tcPr>
-          <w:p>
-            <w:pPr>
-              <w:spacing w:after="0" w:line="240" w:lineRule="auto"/>
-              <w:jc w:val="center"/>
-              <w:rPr>
-                <w:rFonts w:ascii="Times New Roman" w:eastAsia="Times New Roman" w:hAnsi="Times New Roman" w:cs="Times New Roman"/>
-                <w:sz w:val="20"/>
-                <w:szCs w:val="20"/>
-                <w:lang w:val="es-419"/>
-              </w:rPr>
-            </w:pPr>
-            <w:r>
-              <w:rPr>
-                <w:rFonts w:ascii="Times New Roman" w:eastAsia="Times New Roman" w:hAnsi="Times New Roman" w:cs="Times New Roman"/>
-                <w:sz w:val="20"/>
-                <w:szCs w:val="20"/>
-                <w:lang w:val="es-419"/>
-              </w:rPr>
-              <w:t>5 406.00</w:t>
-            </w:r>
-          </w:p>
-        </w:tc>
-      </w:tr>
-      <w:tr>
-        <w:trPr>
-          <w:trHeight w:val="50"/>
-        </w:trPr>
-        <w:tc>
-          <w:tcPr>
-            <w:tcW w:w="1776" w:type="pct"/>
-            <w:tcBorders>
-              <w:top w:val="nil"/>
-              <w:left w:val="nil"/>
-              <w:bottom w:val="single" w:sz="4" w:space="0" w:color="000000"/>
-              <w:right w:val="nil"/>
-            </w:tcBorders>
-            <w:vAlign w:val="center"/>
-            <w:hideMark/>
-          </w:tcPr>
-          <w:p>
-            <w:pPr>
-              <w:spacing w:after="0" w:line="240" w:lineRule="auto"/>
-              <w:jc w:val="center"/>
-              <w:rPr>
-                <w:rFonts w:ascii="Calibri" w:eastAsia="Times New Roman" w:hAnsi="Calibri" w:cs="Calibri"/>
-                <w:color w:val="000000"/>
-                <w:lang w:val="es-419"/>
-              </w:rPr>
-            </w:pPr>
-            <w:r>
-              <w:rPr>
-                <w:rFonts w:ascii="Calibri" w:eastAsia="Times New Roman" w:hAnsi="Calibri" w:cs="Calibri"/>
-                <w:color w:val="000000"/>
-                <w:lang w:val="es-419"/>
-              </w:rPr>
-              <w:t>8.00</w:t>
-            </w:r>
-          </w:p>
-        </w:tc>
-        <w:tc>
-          <w:tcPr>
-            <w:tcW w:w="1674" w:type="pct"/>
-            <w:tcBorders>
-              <w:top w:val="nil"/>
-              <w:left w:val="nil"/>
-              <w:bottom w:val="single" w:sz="4" w:space="0" w:color="000000"/>
-              <w:right w:val="nil"/>
-            </w:tcBorders>
-            <w:vAlign w:val="center"/>
-          </w:tcPr>
-          <w:p>
-            <w:pPr>
-              <w:spacing w:after="0" w:line="240" w:lineRule="auto"/>
-              <w:jc w:val="center"/>
-              <w:rPr>
-                <w:rFonts w:ascii="Calibri" w:eastAsia="Times New Roman" w:hAnsi="Calibri" w:cs="Calibri"/>
-                <w:color w:val="000000"/>
-                <w:lang w:val="es-419"/>
-              </w:rPr>
-            </w:pPr>
-            <w:r>
-              <w:rPr>
-                <w:rFonts w:ascii="Calibri" w:eastAsia="Times New Roman" w:hAnsi="Calibri" w:cs="Calibri"/>
-                <w:color w:val="000000"/>
-                <w:lang w:val="es-419"/>
-              </w:rPr>
-              <w:t>392 381.33</w:t>
-            </w:r>
-          </w:p>
-        </w:tc>
-        <w:tc>
-          <w:tcPr>
-            <w:tcW w:w="1550" w:type="pct"/>
-            <w:tcBorders>
-              <w:top w:val="nil"/>
-              <w:left w:val="nil"/>
-              <w:bottom w:val="single" w:sz="4" w:space="0" w:color="000000"/>
-              <w:right w:val="nil"/>
-            </w:tcBorders>
-            <w:vAlign w:val="center"/>
-          </w:tcPr>
-          <w:p>
-            <w:pPr>
-              <w:spacing w:after="0" w:line="240" w:lineRule="auto"/>
-              <w:jc w:val="center"/>
-              <w:rPr>
-                <w:rFonts w:ascii="Calibri" w:eastAsia="Times New Roman" w:hAnsi="Calibri" w:cs="Calibri"/>
-                <w:color w:val="000000"/>
-                <w:lang w:val="es-419"/>
-              </w:rPr>
-            </w:pPr>
-            <w:r>
-              <w:rPr>
-                <w:rFonts w:ascii="Calibri" w:eastAsia="Times New Roman" w:hAnsi="Calibri" w:cs="Calibri"/>
-                <w:color w:val="000000"/>
-                <w:lang w:val="es-419"/>
-              </w:rPr>
-              <w:t>5 122.00</w:t>
-            </w:r>
-          </w:p>
-        </w:tc>
-      </w:tr>
-    </w:tbl>
-    <w:p>
-      <w:pPr>
-        <w:pStyle w:val="Descripcin"/>
-        <w:jc w:val="center"/>
-        <w:rPr>
-          <w:lang w:val="es-CO"/>
-        </w:rPr>
-      </w:pPr>
-      <w:bookmarkStart w:id="2" w:name="_Ref66842982"/>
-      <w:r>
-        <w:rPr>
-          <w:lang w:val="es-CO"/>
-        </w:rPr>
-        <w:t xml:space="preserve">Tabla 5. Comparación de consumo de datos y tiempo de ejecución para carga de catálogo con el índice por categorías utilizando SEPARATE CHAINING en la Máquina 2</w:t>
-      </w:r>
-      <w:r>
-        <w:rPr>
-          <w:lang w:val="es-CO"/>
-        </w:rPr>
-        <w:fldChar w:fldCharType="begin"/>
-      </w:r>
-      <w:r>
-        <w:rPr>
-          <w:lang w:val="es-CO"/>
-        </w:rPr>
-        <w:instrText xml:space="preserve"> SEQ Tabla \* ARABIC </w:instrText>
-      </w:r>
-      <w:r>
-        <w:rPr>
-          <w:lang w:val="es-CO"/>
-        </w:rPr>
-        <w:fldChar w:fldCharType="separate"/>
-      </w:r>
-      <w:r>
-        <w:rPr>
-          <w:noProof/>
-          <w:lang w:val="es-CO"/>
-        </w:rPr>
-        <w:t/>
-      </w:r>
-      <w:r>
-        <w:rPr>
-          <w:lang w:val="es-CO"/>
-        </w:rPr>
-        <w:fldChar w:fldCharType="end"/>
-      </w:r>
-      <w:bookmarkEnd w:id="2"/>
-      <w:r>
-        <w:rPr>
-          <w:lang w:val="es-CO"/>
-        </w:rPr>
-        <w:t xml:space="preserve"/>
-      </w:r>
-      <w:r>
-        <w:rPr>
-          <w:lang w:val="es-CO"/>
-        </w:rPr>
-        <w:t/>
-      </w:r>
-      <w:r>
-        <w:rPr>
-          <w:lang w:val="es-CO"/>
-        </w:rPr>
-        <w:t xml:space="preserve"/>
-      </w:r>
-      <w:r>
-        <w:rPr>
-          <w:lang w:val="es-CO"/>
-        </w:rPr>
-        <w:t xml:space="preserve"/>
-      </w:r>
-      <w:r>
-        <w:rPr>
-          <w:lang w:val="es-CO"/>
-        </w:rPr>
-        <w:t xml:space="preserve"/>
-      </w:r>
-    </w:p>
     <w:p>
       <w:pPr>
         <w:pStyle w:val="Ttulo2"/>
@@ -3457,130 +2047,6 @@
                     <a:prstGeom prst="rect">
                       <a:avLst/>
                     </a:prstGeom>
-                  </pic:spPr>
-                </pic:pic>
-              </a:graphicData>
-            </a:graphic>
-          </wp:inline>
-        </w:drawing>
-      </w:r>
-    </w:p>
-    <w:p>
-      <w:pPr>
-        <w:pStyle w:val="Prrafodelista"/>
-        <w:numPr>
-          <w:ilvl w:val="0"/>
-          <w:numId w:val="10"/>
-        </w:numPr>
-        <w:spacing w:after="0"/>
-        <w:jc w:val="both"/>
-        <w:rPr>
-          <w:rFonts w:ascii="Dax-Regular" w:hAnsi="Dax-Regular"/>
-          <w:lang w:val="es-CO"/>
-        </w:rPr>
-      </w:pPr>
-      <w:r>
-        <w:rPr>
-          <w:rFonts w:ascii="Dax-Regular" w:hAnsi="Dax-Regular"/>
-          <w:lang w:val="es-CO"/>
-        </w:rPr>
-        <w:t>Comparación de memoria y tiempo de ejecución para LINEAR PROBING y SEPARATE CHAINING (Máquina 2)</w:t>
-      </w:r>
-    </w:p>
-    <w:p>
-      <w:pPr>
-        <w:spacing w:before="120" w:after="240"/>
-        <w:jc w:val="center"/>
-      </w:pPr>
-      <w:r>
-        <w:drawing>
-          <wp:inline xmlns:a="http://schemas.openxmlformats.org/drawingml/2006/main" xmlns:pic="http://schemas.openxmlformats.org/drawingml/2006/picture">
-            <wp:extent cx="5349240" cy="3127248"/>
-            <wp:docPr id="903" name="Picture 903"/>
-            <wp:cNvGraphicFramePr>
-              <a:graphicFrameLocks noChangeAspect="1"/>
-            </wp:cNvGraphicFramePr>
-            <a:graphic>
-              <a:graphicData uri="http://schemas.openxmlformats.org/drawingml/2006/picture">
-                <pic:pic>
-                  <pic:nvPicPr>
-                    <pic:cNvPr id="0" name="grafica3.png"/>
-                    <pic:cNvPicPr/>
-                  </pic:nvPicPr>
-                  <pic:blipFill>
-                    <a:blip r:embed="rId14"/>
-                    <a:stretch>
-                      <a:fillRect/>
-                    </a:stretch>
-                  </pic:blipFill>
-                  <pic:spPr>
-                    <a:xfrm>
-                      <a:off x="0" y="0"/>
-                      <a:ext cx="5349240" cy="3127248"/>
-                    </a:xfrm>
-                    <a:prstGeom prst="rect"/>
-                  </pic:spPr>
-                </pic:pic>
-              </a:graphicData>
-            </a:graphic>
-          </wp:inline>
-        </w:drawing>
-      </w:r>
-    </w:p>
-    <w:p>
-      <w:pPr>
-        <w:pStyle w:val="Prrafodelista"/>
-        <w:numPr>
-          <w:ilvl w:val="0"/>
-          <w:numId w:val="10"/>
-        </w:numPr>
-        <w:spacing w:after="0"/>
-        <w:jc w:val="both"/>
-        <w:rPr>
-          <w:rFonts w:ascii="Dax-Regular" w:hAnsi="Dax-Regular"/>
-          <w:lang w:val="es-CO"/>
-        </w:rPr>
-      </w:pPr>
-      <w:r>
-        <w:rPr>
-          <w:rFonts w:ascii="Dax-Regular" w:hAnsi="Dax-Regular"/>
-          <w:lang w:val="es-CO"/>
-        </w:rPr>
-        <w:t>Comparación de factor de carga y tiempo de ejecución para LINEAR PROBING y SEPARATE CHAINING (Máquina 2)</w:t>
-      </w:r>
-    </w:p>
-    <w:p>
-      <w:pPr>
-        <w:spacing w:before="120" w:after="240"/>
-        <w:jc w:val="center"/>
-      </w:pPr>
-      <w:r>
-        <w:drawing>
-          <wp:inline xmlns:a="http://schemas.openxmlformats.org/drawingml/2006/main" xmlns:pic="http://schemas.openxmlformats.org/drawingml/2006/picture">
-            <wp:extent cx="5349240" cy="3127248"/>
-            <wp:docPr id="904" name="Picture 904"/>
-            <wp:cNvGraphicFramePr>
-              <a:graphicFrameLocks noChangeAspect="1"/>
-            </wp:cNvGraphicFramePr>
-            <a:graphic>
-              <a:graphicData uri="http://schemas.openxmlformats.org/drawingml/2006/picture">
-                <pic:pic>
-                  <pic:nvPicPr>
-                    <pic:cNvPr id="0" name="grafica4.png"/>
-                    <pic:cNvPicPr/>
-                  </pic:nvPicPr>
-                  <pic:blipFill>
-                    <a:blip r:embed="rId15"/>
-                    <a:stretch>
-                      <a:fillRect/>
-                    </a:stretch>
-                  </pic:blipFill>
-                  <pic:spPr>
-                    <a:xfrm>
-                      <a:off x="0" y="0"/>
-                      <a:ext cx="5349240" cy="3127248"/>
-                    </a:xfrm>
-                    <a:prstGeom prst="rect"/>
                   </pic:spPr>
                 </pic:pic>
               </a:graphicData>
